--- a/EXP NO 25.docx
+++ b/EXP NO 25.docx
@@ -21,12 +21,9 @@
           <w:sz w:val="32"/>
           <w:szCs w:val="32"/>
         </w:rPr>
-        <w:t>Exp No: 25</w:t>
-      </w:r>
-    </w:p>
-    <w:p>
-      <w:pPr>
-        <w:jc w:val="center"/>
+        <w:t>Exp No: 2</w:t>
+      </w:r>
+      <w:r>
         <w:rPr>
           <w:rFonts w:ascii="Times New Roman" w:hAnsi="Times New Roman" w:cs="Times New Roman"/>
           <w:b/>
@@ -34,6 +31,19 @@
           <w:sz w:val="32"/>
           <w:szCs w:val="32"/>
         </w:rPr>
+        <w:t>5</w:t>
+      </w:r>
+    </w:p>
+    <w:p>
+      <w:pPr>
+        <w:jc w:val="center"/>
+        <w:rPr>
+          <w:rFonts w:ascii="Times New Roman" w:hAnsi="Times New Roman" w:cs="Times New Roman"/>
+          <w:b/>
+          <w:bCs/>
+          <w:sz w:val="32"/>
+          <w:szCs w:val="32"/>
+        </w:rPr>
       </w:pPr>
     </w:p>
     <w:p>
@@ -55,12 +65,11 @@
           <w:sz w:val="24"/>
           <w:szCs w:val="24"/>
         </w:rPr>
-        <w:t>PRODUCER–CONSUMER PROBLEM USING SYSTEMC</w:t>
-      </w:r>
-    </w:p>
-    <w:p>
-      <w:pPr>
-        <w:jc w:val="center"/>
+        <w:t>TRANSACTION LEVEL MODELING (TLM) USING SYSTEMC</w:t>
+      </w:r>
+    </w:p>
+    <w:p>
+      <w:pPr>
         <w:rPr>
           <w:rFonts w:ascii="Times New Roman" w:hAnsi="Times New Roman" w:cs="Times New Roman"/>
           <w:b/>
@@ -69,9 +78,7 @@
           <w:szCs w:val="24"/>
         </w:rPr>
       </w:pPr>
-    </w:p>
-    <w:p>
-      <w:pPr>
+      <w:r>
         <w:rPr>
           <w:rFonts w:ascii="Times New Roman" w:hAnsi="Times New Roman" w:cs="Times New Roman"/>
           <w:b/>
@@ -79,8 +86,11 @@
           <w:sz w:val="24"/>
           <w:szCs w:val="24"/>
         </w:rPr>
-      </w:pPr>
-      <w:r>
+        <w:t xml:space="preserve"> AIM:</w:t>
+      </w:r>
+    </w:p>
+    <w:p>
+      <w:pPr>
         <w:rPr>
           <w:rFonts w:ascii="Times New Roman" w:hAnsi="Times New Roman" w:cs="Times New Roman"/>
           <w:b/>
@@ -88,8 +98,7 @@
           <w:sz w:val="24"/>
           <w:szCs w:val="24"/>
         </w:rPr>
-        <w:t xml:space="preserve"> AIM:</w:t>
-      </w:r>
+      </w:pPr>
     </w:p>
     <w:p>
       <w:pPr>
@@ -112,17 +121,17 @@
       <w:r>
         <w:rPr>
           <w:rFonts w:ascii="Times New Roman" w:hAnsi="Times New Roman" w:cs="Times New Roman"/>
-          <w:sz w:val="28"/>
-          <w:szCs w:val="28"/>
-        </w:rPr>
-        <w:t xml:space="preserve">To implement and simulate the Producer–Consumer problem using </w:t>
-      </w:r>
-      <w:proofErr w:type="spellStart"/>
-      <w:r>
-        <w:rPr>
-          <w:rFonts w:ascii="Times New Roman" w:hAnsi="Times New Roman" w:cs="Times New Roman"/>
-          <w:sz w:val="28"/>
-          <w:szCs w:val="28"/>
+          <w:sz w:val="24"/>
+          <w:szCs w:val="24"/>
+        </w:rPr>
+        <w:t xml:space="preserve">To model and simulate a simple Transaction-Level Model (TLM) using Initiator and Target modules in </w:t>
+      </w:r>
+      <w:proofErr w:type="spellStart"/>
+      <w:r>
+        <w:rPr>
+          <w:rFonts w:ascii="Times New Roman" w:hAnsi="Times New Roman" w:cs="Times New Roman"/>
+          <w:sz w:val="24"/>
+          <w:szCs w:val="24"/>
         </w:rPr>
         <w:t>SystemC</w:t>
       </w:r>
@@ -130,8 +139,8 @@
       <w:r>
         <w:rPr>
           <w:rFonts w:ascii="Times New Roman" w:hAnsi="Times New Roman" w:cs="Times New Roman"/>
-          <w:sz w:val="28"/>
-          <w:szCs w:val="28"/>
+          <w:sz w:val="24"/>
+          <w:szCs w:val="24"/>
         </w:rPr>
         <w:t>.</w:t>
       </w:r>
@@ -201,7 +210,7 @@
           <w:sz w:val="28"/>
           <w:szCs w:val="28"/>
         </w:rPr>
-        <w:t>exp.no-25</w:t>
+        <w:t>//exp-26</w:t>
       </w:r>
     </w:p>
     <w:p>
@@ -245,24 +254,24 @@
           <w:sz w:val="28"/>
           <w:szCs w:val="28"/>
         </w:rPr>
-        <w:t>//reg no-192371004</w:t>
-      </w:r>
-    </w:p>
-    <w:p>
-      <w:pPr>
-        <w:rPr>
-          <w:rFonts w:ascii="Times New Roman" w:hAnsi="Times New Roman" w:cs="Times New Roman"/>
-          <w:sz w:val="28"/>
-          <w:szCs w:val="28"/>
-        </w:rPr>
-      </w:pPr>
-      <w:r>
-        <w:rPr>
-          <w:rFonts w:ascii="Times New Roman" w:hAnsi="Times New Roman" w:cs="Times New Roman"/>
-          <w:sz w:val="28"/>
-          <w:szCs w:val="28"/>
-        </w:rPr>
-        <w:t>//dept-</w:t>
+        <w:t>//reg-192371004</w:t>
+      </w:r>
+    </w:p>
+    <w:p>
+      <w:pPr>
+        <w:rPr>
+          <w:rFonts w:ascii="Times New Roman" w:hAnsi="Times New Roman" w:cs="Times New Roman"/>
+          <w:sz w:val="28"/>
+          <w:szCs w:val="28"/>
+        </w:rPr>
+      </w:pPr>
+      <w:r>
+        <w:rPr>
+          <w:rFonts w:ascii="Times New Roman" w:hAnsi="Times New Roman" w:cs="Times New Roman"/>
+          <w:sz w:val="28"/>
+          <w:szCs w:val="28"/>
+        </w:rPr>
+        <w:t>//dep-</w:t>
       </w:r>
       <w:proofErr w:type="spellStart"/>
       <w:r>
@@ -283,15 +292,6 @@
           <w:szCs w:val="28"/>
         </w:rPr>
       </w:pPr>
-    </w:p>
-    <w:p>
-      <w:pPr>
-        <w:rPr>
-          <w:rFonts w:ascii="Times New Roman" w:hAnsi="Times New Roman" w:cs="Times New Roman"/>
-          <w:sz w:val="28"/>
-          <w:szCs w:val="28"/>
-        </w:rPr>
-      </w:pPr>
       <w:r>
         <w:rPr>
           <w:rFonts w:ascii="Times New Roman" w:hAnsi="Times New Roman" w:cs="Times New Roman"/>
@@ -307,7 +307,7 @@
           <w:sz w:val="28"/>
           <w:szCs w:val="28"/>
         </w:rPr>
-        <w:t>systemc.h</w:t>
+        <w:t>systemc</w:t>
       </w:r>
       <w:proofErr w:type="spellEnd"/>
       <w:r>
@@ -327,66 +327,511 @@
           <w:szCs w:val="28"/>
         </w:rPr>
       </w:pPr>
-    </w:p>
-    <w:p>
-      <w:pPr>
-        <w:rPr>
-          <w:rFonts w:ascii="Times New Roman" w:hAnsi="Times New Roman" w:cs="Times New Roman"/>
-          <w:sz w:val="28"/>
-          <w:szCs w:val="28"/>
-        </w:rPr>
-      </w:pPr>
-      <w:r>
-        <w:rPr>
-          <w:rFonts w:ascii="Times New Roman" w:hAnsi="Times New Roman" w:cs="Times New Roman"/>
-          <w:sz w:val="28"/>
-          <w:szCs w:val="28"/>
-        </w:rPr>
-        <w:t>// Producer Module</w:t>
-      </w:r>
-    </w:p>
-    <w:p>
-      <w:pPr>
-        <w:rPr>
-          <w:rFonts w:ascii="Times New Roman" w:hAnsi="Times New Roman" w:cs="Times New Roman"/>
-          <w:sz w:val="28"/>
-          <w:szCs w:val="28"/>
-        </w:rPr>
-      </w:pPr>
-      <w:r>
-        <w:rPr>
-          <w:rFonts w:ascii="Times New Roman" w:hAnsi="Times New Roman" w:cs="Times New Roman"/>
-          <w:sz w:val="28"/>
-          <w:szCs w:val="28"/>
-        </w:rPr>
-        <w:t>SC_MODULE(Producer) {</w:t>
-      </w:r>
-    </w:p>
-    <w:p>
-      <w:pPr>
-        <w:rPr>
-          <w:rFonts w:ascii="Times New Roman" w:hAnsi="Times New Roman" w:cs="Times New Roman"/>
-          <w:sz w:val="28"/>
-          <w:szCs w:val="28"/>
-        </w:rPr>
-      </w:pPr>
-      <w:proofErr w:type="spellStart"/>
-      <w:r>
-        <w:rPr>
-          <w:rFonts w:ascii="Times New Roman" w:hAnsi="Times New Roman" w:cs="Times New Roman"/>
-          <w:sz w:val="28"/>
-          <w:szCs w:val="28"/>
-        </w:rPr>
-        <w:t>sc_fifo_out</w:t>
-      </w:r>
-      <w:proofErr w:type="spellEnd"/>
-      <w:r>
-        <w:rPr>
-          <w:rFonts w:ascii="Times New Roman" w:hAnsi="Times New Roman" w:cs="Times New Roman"/>
-          <w:sz w:val="28"/>
-          <w:szCs w:val="28"/>
-        </w:rPr>
-        <w:t>&lt;int&gt; out;</w:t>
+      <w:r>
+        <w:rPr>
+          <w:rFonts w:ascii="Times New Roman" w:hAnsi="Times New Roman" w:cs="Times New Roman"/>
+          <w:sz w:val="28"/>
+          <w:szCs w:val="28"/>
+        </w:rPr>
+        <w:t>#include &lt;</w:t>
+      </w:r>
+      <w:proofErr w:type="spellStart"/>
+      <w:r>
+        <w:rPr>
+          <w:rFonts w:ascii="Times New Roman" w:hAnsi="Times New Roman" w:cs="Times New Roman"/>
+          <w:sz w:val="28"/>
+          <w:szCs w:val="28"/>
+        </w:rPr>
+        <w:t>tlm</w:t>
+      </w:r>
+      <w:proofErr w:type="spellEnd"/>
+      <w:r>
+        <w:rPr>
+          <w:rFonts w:ascii="Times New Roman" w:hAnsi="Times New Roman" w:cs="Times New Roman"/>
+          <w:sz w:val="28"/>
+          <w:szCs w:val="28"/>
+        </w:rPr>
+        <w:t>&gt;</w:t>
+      </w:r>
+    </w:p>
+    <w:p>
+      <w:pPr>
+        <w:rPr>
+          <w:rFonts w:ascii="Times New Roman" w:hAnsi="Times New Roman" w:cs="Times New Roman"/>
+          <w:sz w:val="28"/>
+          <w:szCs w:val="28"/>
+        </w:rPr>
+      </w:pPr>
+      <w:r>
+        <w:rPr>
+          <w:rFonts w:ascii="Times New Roman" w:hAnsi="Times New Roman" w:cs="Times New Roman"/>
+          <w:sz w:val="28"/>
+          <w:szCs w:val="28"/>
+        </w:rPr>
+        <w:t>#include &lt;</w:t>
+      </w:r>
+      <w:proofErr w:type="spellStart"/>
+      <w:r>
+        <w:rPr>
+          <w:rFonts w:ascii="Times New Roman" w:hAnsi="Times New Roman" w:cs="Times New Roman"/>
+          <w:sz w:val="28"/>
+          <w:szCs w:val="28"/>
+        </w:rPr>
+        <w:t>tlm_utils</w:t>
+      </w:r>
+      <w:proofErr w:type="spellEnd"/>
+      <w:r>
+        <w:rPr>
+          <w:rFonts w:ascii="Times New Roman" w:hAnsi="Times New Roman" w:cs="Times New Roman"/>
+          <w:sz w:val="28"/>
+          <w:szCs w:val="28"/>
+        </w:rPr>
+        <w:t>/</w:t>
+      </w:r>
+      <w:proofErr w:type="spellStart"/>
+      <w:r>
+        <w:rPr>
+          <w:rFonts w:ascii="Times New Roman" w:hAnsi="Times New Roman" w:cs="Times New Roman"/>
+          <w:sz w:val="28"/>
+          <w:szCs w:val="28"/>
+        </w:rPr>
+        <w:t>simple_initiator_socket.h</w:t>
+      </w:r>
+      <w:proofErr w:type="spellEnd"/>
+      <w:r>
+        <w:rPr>
+          <w:rFonts w:ascii="Times New Roman" w:hAnsi="Times New Roman" w:cs="Times New Roman"/>
+          <w:sz w:val="28"/>
+          <w:szCs w:val="28"/>
+        </w:rPr>
+        <w:t>&gt;</w:t>
+      </w:r>
+    </w:p>
+    <w:p>
+      <w:pPr>
+        <w:rPr>
+          <w:rFonts w:ascii="Times New Roman" w:hAnsi="Times New Roman" w:cs="Times New Roman"/>
+          <w:sz w:val="28"/>
+          <w:szCs w:val="28"/>
+        </w:rPr>
+      </w:pPr>
+      <w:r>
+        <w:rPr>
+          <w:rFonts w:ascii="Times New Roman" w:hAnsi="Times New Roman" w:cs="Times New Roman"/>
+          <w:sz w:val="28"/>
+          <w:szCs w:val="28"/>
+        </w:rPr>
+        <w:t>#include &lt;</w:t>
+      </w:r>
+      <w:proofErr w:type="spellStart"/>
+      <w:r>
+        <w:rPr>
+          <w:rFonts w:ascii="Times New Roman" w:hAnsi="Times New Roman" w:cs="Times New Roman"/>
+          <w:sz w:val="28"/>
+          <w:szCs w:val="28"/>
+        </w:rPr>
+        <w:t>tlm_utils</w:t>
+      </w:r>
+      <w:proofErr w:type="spellEnd"/>
+      <w:r>
+        <w:rPr>
+          <w:rFonts w:ascii="Times New Roman" w:hAnsi="Times New Roman" w:cs="Times New Roman"/>
+          <w:sz w:val="28"/>
+          <w:szCs w:val="28"/>
+        </w:rPr>
+        <w:t>/</w:t>
+      </w:r>
+      <w:proofErr w:type="spellStart"/>
+      <w:r>
+        <w:rPr>
+          <w:rFonts w:ascii="Times New Roman" w:hAnsi="Times New Roman" w:cs="Times New Roman"/>
+          <w:sz w:val="28"/>
+          <w:szCs w:val="28"/>
+        </w:rPr>
+        <w:t>simple_target_socket.h</w:t>
+      </w:r>
+      <w:proofErr w:type="spellEnd"/>
+      <w:r>
+        <w:rPr>
+          <w:rFonts w:ascii="Times New Roman" w:hAnsi="Times New Roman" w:cs="Times New Roman"/>
+          <w:sz w:val="28"/>
+          <w:szCs w:val="28"/>
+        </w:rPr>
+        <w:t>&gt;</w:t>
+      </w:r>
+    </w:p>
+    <w:p>
+      <w:pPr>
+        <w:rPr>
+          <w:rFonts w:ascii="Times New Roman" w:hAnsi="Times New Roman" w:cs="Times New Roman"/>
+          <w:sz w:val="28"/>
+          <w:szCs w:val="28"/>
+        </w:rPr>
+      </w:pPr>
+    </w:p>
+    <w:p>
+      <w:pPr>
+        <w:rPr>
+          <w:rFonts w:ascii="Times New Roman" w:hAnsi="Times New Roman" w:cs="Times New Roman"/>
+          <w:sz w:val="28"/>
+          <w:szCs w:val="28"/>
+        </w:rPr>
+      </w:pPr>
+      <w:r>
+        <w:rPr>
+          <w:rFonts w:ascii="Times New Roman" w:hAnsi="Times New Roman" w:cs="Times New Roman"/>
+          <w:sz w:val="28"/>
+          <w:szCs w:val="28"/>
+        </w:rPr>
+        <w:t xml:space="preserve">using namespace </w:t>
+      </w:r>
+      <w:proofErr w:type="spellStart"/>
+      <w:r>
+        <w:rPr>
+          <w:rFonts w:ascii="Times New Roman" w:hAnsi="Times New Roman" w:cs="Times New Roman"/>
+          <w:sz w:val="28"/>
+          <w:szCs w:val="28"/>
+        </w:rPr>
+        <w:t>sc_core</w:t>
+      </w:r>
+      <w:proofErr w:type="spellEnd"/>
+      <w:r>
+        <w:rPr>
+          <w:rFonts w:ascii="Times New Roman" w:hAnsi="Times New Roman" w:cs="Times New Roman"/>
+          <w:sz w:val="28"/>
+          <w:szCs w:val="28"/>
+        </w:rPr>
+        <w:t>;</w:t>
+      </w:r>
+    </w:p>
+    <w:p>
+      <w:pPr>
+        <w:rPr>
+          <w:rFonts w:ascii="Times New Roman" w:hAnsi="Times New Roman" w:cs="Times New Roman"/>
+          <w:sz w:val="28"/>
+          <w:szCs w:val="28"/>
+        </w:rPr>
+      </w:pPr>
+      <w:r>
+        <w:rPr>
+          <w:rFonts w:ascii="Times New Roman" w:hAnsi="Times New Roman" w:cs="Times New Roman"/>
+          <w:sz w:val="28"/>
+          <w:szCs w:val="28"/>
+        </w:rPr>
+        <w:t xml:space="preserve">using namespace </w:t>
+      </w:r>
+      <w:proofErr w:type="spellStart"/>
+      <w:r>
+        <w:rPr>
+          <w:rFonts w:ascii="Times New Roman" w:hAnsi="Times New Roman" w:cs="Times New Roman"/>
+          <w:sz w:val="28"/>
+          <w:szCs w:val="28"/>
+        </w:rPr>
+        <w:t>tlm</w:t>
+      </w:r>
+      <w:proofErr w:type="spellEnd"/>
+      <w:r>
+        <w:rPr>
+          <w:rFonts w:ascii="Times New Roman" w:hAnsi="Times New Roman" w:cs="Times New Roman"/>
+          <w:sz w:val="28"/>
+          <w:szCs w:val="28"/>
+        </w:rPr>
+        <w:t>;</w:t>
+      </w:r>
+    </w:p>
+    <w:p>
+      <w:pPr>
+        <w:rPr>
+          <w:rFonts w:ascii="Times New Roman" w:hAnsi="Times New Roman" w:cs="Times New Roman"/>
+          <w:sz w:val="28"/>
+          <w:szCs w:val="28"/>
+        </w:rPr>
+      </w:pPr>
+      <w:r>
+        <w:rPr>
+          <w:rFonts w:ascii="Times New Roman" w:hAnsi="Times New Roman" w:cs="Times New Roman"/>
+          <w:sz w:val="28"/>
+          <w:szCs w:val="28"/>
+        </w:rPr>
+        <w:t>using namespace std;</w:t>
+      </w:r>
+    </w:p>
+    <w:p>
+      <w:pPr>
+        <w:rPr>
+          <w:rFonts w:ascii="Times New Roman" w:hAnsi="Times New Roman" w:cs="Times New Roman"/>
+          <w:sz w:val="28"/>
+          <w:szCs w:val="28"/>
+        </w:rPr>
+      </w:pPr>
+    </w:p>
+    <w:p>
+      <w:pPr>
+        <w:rPr>
+          <w:rFonts w:ascii="Times New Roman" w:hAnsi="Times New Roman" w:cs="Times New Roman"/>
+          <w:sz w:val="28"/>
+          <w:szCs w:val="28"/>
+        </w:rPr>
+      </w:pPr>
+      <w:r>
+        <w:rPr>
+          <w:rFonts w:ascii="Times New Roman" w:hAnsi="Times New Roman" w:cs="Times New Roman"/>
+          <w:sz w:val="28"/>
+          <w:szCs w:val="28"/>
+        </w:rPr>
+        <w:t>// Target</w:t>
+      </w:r>
+    </w:p>
+    <w:p>
+      <w:pPr>
+        <w:rPr>
+          <w:rFonts w:ascii="Times New Roman" w:hAnsi="Times New Roman" w:cs="Times New Roman"/>
+          <w:sz w:val="28"/>
+          <w:szCs w:val="28"/>
+        </w:rPr>
+      </w:pPr>
+      <w:r>
+        <w:rPr>
+          <w:rFonts w:ascii="Times New Roman" w:hAnsi="Times New Roman" w:cs="Times New Roman"/>
+          <w:sz w:val="28"/>
+          <w:szCs w:val="28"/>
+        </w:rPr>
+        <w:t xml:space="preserve">struct </w:t>
+      </w:r>
+      <w:proofErr w:type="gramStart"/>
+      <w:r>
+        <w:rPr>
+          <w:rFonts w:ascii="Times New Roman" w:hAnsi="Times New Roman" w:cs="Times New Roman"/>
+          <w:sz w:val="28"/>
+          <w:szCs w:val="28"/>
+        </w:rPr>
+        <w:t>Target :</w:t>
+      </w:r>
+      <w:proofErr w:type="gramEnd"/>
+      <w:r>
+        <w:rPr>
+          <w:rFonts w:ascii="Times New Roman" w:hAnsi="Times New Roman" w:cs="Times New Roman"/>
+          <w:sz w:val="28"/>
+          <w:szCs w:val="28"/>
+        </w:rPr>
+        <w:t xml:space="preserve"> </w:t>
+      </w:r>
+      <w:proofErr w:type="spellStart"/>
+      <w:r>
+        <w:rPr>
+          <w:rFonts w:ascii="Times New Roman" w:hAnsi="Times New Roman" w:cs="Times New Roman"/>
+          <w:sz w:val="28"/>
+          <w:szCs w:val="28"/>
+        </w:rPr>
+        <w:t>sc_module</w:t>
+      </w:r>
+      <w:proofErr w:type="spellEnd"/>
+      <w:r>
+        <w:rPr>
+          <w:rFonts w:ascii="Times New Roman" w:hAnsi="Times New Roman" w:cs="Times New Roman"/>
+          <w:sz w:val="28"/>
+          <w:szCs w:val="28"/>
+        </w:rPr>
+        <w:t xml:space="preserve"> {</w:t>
+      </w:r>
+    </w:p>
+    <w:p>
+      <w:pPr>
+        <w:rPr>
+          <w:rFonts w:ascii="Times New Roman" w:hAnsi="Times New Roman" w:cs="Times New Roman"/>
+          <w:sz w:val="28"/>
+          <w:szCs w:val="28"/>
+        </w:rPr>
+      </w:pPr>
+      <w:proofErr w:type="spellStart"/>
+      <w:r>
+        <w:rPr>
+          <w:rFonts w:ascii="Times New Roman" w:hAnsi="Times New Roman" w:cs="Times New Roman"/>
+          <w:sz w:val="28"/>
+          <w:szCs w:val="28"/>
+        </w:rPr>
+        <w:t>tlm_</w:t>
+      </w:r>
+      <w:proofErr w:type="gramStart"/>
+      <w:r>
+        <w:rPr>
+          <w:rFonts w:ascii="Times New Roman" w:hAnsi="Times New Roman" w:cs="Times New Roman"/>
+          <w:sz w:val="28"/>
+          <w:szCs w:val="28"/>
+        </w:rPr>
+        <w:t>utils</w:t>
+      </w:r>
+      <w:proofErr w:type="spellEnd"/>
+      <w:r>
+        <w:rPr>
+          <w:rFonts w:ascii="Times New Roman" w:hAnsi="Times New Roman" w:cs="Times New Roman"/>
+          <w:sz w:val="28"/>
+          <w:szCs w:val="28"/>
+        </w:rPr>
+        <w:t>::</w:t>
+      </w:r>
+      <w:proofErr w:type="spellStart"/>
+      <w:proofErr w:type="gramEnd"/>
+      <w:r>
+        <w:rPr>
+          <w:rFonts w:ascii="Times New Roman" w:hAnsi="Times New Roman" w:cs="Times New Roman"/>
+          <w:sz w:val="28"/>
+          <w:szCs w:val="28"/>
+        </w:rPr>
+        <w:t>simple_target_socket</w:t>
+      </w:r>
+      <w:proofErr w:type="spellEnd"/>
+      <w:r>
+        <w:rPr>
+          <w:rFonts w:ascii="Times New Roman" w:hAnsi="Times New Roman" w:cs="Times New Roman"/>
+          <w:sz w:val="28"/>
+          <w:szCs w:val="28"/>
+        </w:rPr>
+        <w:t>&lt;Target&gt; socket;</w:t>
+      </w:r>
+    </w:p>
+    <w:p>
+      <w:pPr>
+        <w:rPr>
+          <w:rFonts w:ascii="Times New Roman" w:hAnsi="Times New Roman" w:cs="Times New Roman"/>
+          <w:sz w:val="28"/>
+          <w:szCs w:val="28"/>
+        </w:rPr>
+      </w:pPr>
+    </w:p>
+    <w:p>
+      <w:pPr>
+        <w:rPr>
+          <w:rFonts w:ascii="Times New Roman" w:hAnsi="Times New Roman" w:cs="Times New Roman"/>
+          <w:sz w:val="28"/>
+          <w:szCs w:val="28"/>
+        </w:rPr>
+      </w:pPr>
+      <w:r>
+        <w:rPr>
+          <w:rFonts w:ascii="Times New Roman" w:hAnsi="Times New Roman" w:cs="Times New Roman"/>
+          <w:sz w:val="28"/>
+          <w:szCs w:val="28"/>
+        </w:rPr>
+        <w:t>SC_CTOR(Target</w:t>
+      </w:r>
+      <w:proofErr w:type="gramStart"/>
+      <w:r>
+        <w:rPr>
+          <w:rFonts w:ascii="Times New Roman" w:hAnsi="Times New Roman" w:cs="Times New Roman"/>
+          <w:sz w:val="28"/>
+          <w:szCs w:val="28"/>
+        </w:rPr>
+        <w:t>) :</w:t>
+      </w:r>
+      <w:proofErr w:type="gramEnd"/>
+      <w:r>
+        <w:rPr>
+          <w:rFonts w:ascii="Times New Roman" w:hAnsi="Times New Roman" w:cs="Times New Roman"/>
+          <w:sz w:val="28"/>
+          <w:szCs w:val="28"/>
+        </w:rPr>
+        <w:t xml:space="preserve"> socket("socket") {</w:t>
+      </w:r>
+    </w:p>
+    <w:p>
+      <w:pPr>
+        <w:rPr>
+          <w:rFonts w:ascii="Times New Roman" w:hAnsi="Times New Roman" w:cs="Times New Roman"/>
+          <w:sz w:val="28"/>
+          <w:szCs w:val="28"/>
+        </w:rPr>
+      </w:pPr>
+      <w:proofErr w:type="spellStart"/>
+      <w:proofErr w:type="gramStart"/>
+      <w:r>
+        <w:rPr>
+          <w:rFonts w:ascii="Times New Roman" w:hAnsi="Times New Roman" w:cs="Times New Roman"/>
+          <w:sz w:val="28"/>
+          <w:szCs w:val="28"/>
+        </w:rPr>
+        <w:t>socket.register</w:t>
+      </w:r>
+      <w:proofErr w:type="gramEnd"/>
+      <w:r>
+        <w:rPr>
+          <w:rFonts w:ascii="Times New Roman" w:hAnsi="Times New Roman" w:cs="Times New Roman"/>
+          <w:sz w:val="28"/>
+          <w:szCs w:val="28"/>
+        </w:rPr>
+        <w:t>_b_</w:t>
+      </w:r>
+      <w:proofErr w:type="gramStart"/>
+      <w:r>
+        <w:rPr>
+          <w:rFonts w:ascii="Times New Roman" w:hAnsi="Times New Roman" w:cs="Times New Roman"/>
+          <w:sz w:val="28"/>
+          <w:szCs w:val="28"/>
+        </w:rPr>
+        <w:t>transport</w:t>
+      </w:r>
+      <w:proofErr w:type="spellEnd"/>
+      <w:r>
+        <w:rPr>
+          <w:rFonts w:ascii="Times New Roman" w:hAnsi="Times New Roman" w:cs="Times New Roman"/>
+          <w:sz w:val="28"/>
+          <w:szCs w:val="28"/>
+        </w:rPr>
+        <w:t>(</w:t>
+      </w:r>
+      <w:proofErr w:type="gramEnd"/>
+      <w:r>
+        <w:rPr>
+          <w:rFonts w:ascii="Times New Roman" w:hAnsi="Times New Roman" w:cs="Times New Roman"/>
+          <w:sz w:val="28"/>
+          <w:szCs w:val="28"/>
+        </w:rPr>
+        <w:t>this, &amp;</w:t>
+      </w:r>
+      <w:proofErr w:type="gramStart"/>
+      <w:r>
+        <w:rPr>
+          <w:rFonts w:ascii="Times New Roman" w:hAnsi="Times New Roman" w:cs="Times New Roman"/>
+          <w:sz w:val="28"/>
+          <w:szCs w:val="28"/>
+        </w:rPr>
+        <w:t>Target::</w:t>
+      </w:r>
+      <w:proofErr w:type="spellStart"/>
+      <w:proofErr w:type="gramEnd"/>
+      <w:r>
+        <w:rPr>
+          <w:rFonts w:ascii="Times New Roman" w:hAnsi="Times New Roman" w:cs="Times New Roman"/>
+          <w:sz w:val="28"/>
+          <w:szCs w:val="28"/>
+        </w:rPr>
+        <w:t>b_transport</w:t>
+      </w:r>
+      <w:proofErr w:type="spellEnd"/>
+      <w:r>
+        <w:rPr>
+          <w:rFonts w:ascii="Times New Roman" w:hAnsi="Times New Roman" w:cs="Times New Roman"/>
+          <w:sz w:val="28"/>
+          <w:szCs w:val="28"/>
+        </w:rPr>
+        <w:t>);</w:t>
+      </w:r>
+    </w:p>
+    <w:p>
+      <w:pPr>
+        <w:rPr>
+          <w:rFonts w:ascii="Times New Roman" w:hAnsi="Times New Roman" w:cs="Times New Roman"/>
+          <w:sz w:val="28"/>
+          <w:szCs w:val="28"/>
+        </w:rPr>
+      </w:pPr>
+      <w:r>
+        <w:rPr>
+          <w:rFonts w:ascii="Times New Roman" w:hAnsi="Times New Roman" w:cs="Times New Roman"/>
+          <w:sz w:val="28"/>
+          <w:szCs w:val="28"/>
+        </w:rPr>
+        <w:t>}</w:t>
       </w:r>
     </w:p>
     <w:p>
@@ -414,6 +859,15 @@
         </w:rPr>
         <w:t xml:space="preserve">void </w:t>
       </w:r>
+      <w:proofErr w:type="spellStart"/>
+      <w:r>
+        <w:rPr>
+          <w:rFonts w:ascii="Times New Roman" w:hAnsi="Times New Roman" w:cs="Times New Roman"/>
+          <w:sz w:val="28"/>
+          <w:szCs w:val="28"/>
+        </w:rPr>
+        <w:t>b_</w:t>
+      </w:r>
       <w:proofErr w:type="gramStart"/>
       <w:r>
         <w:rPr>
@@ -421,8 +875,18 @@
           <w:sz w:val="28"/>
           <w:szCs w:val="28"/>
         </w:rPr>
-        <w:t>produce(</w:t>
-      </w:r>
+        <w:t>transport</w:t>
+      </w:r>
+      <w:proofErr w:type="spellEnd"/>
+      <w:r>
+        <w:rPr>
+          <w:rFonts w:ascii="Times New Roman" w:hAnsi="Times New Roman" w:cs="Times New Roman"/>
+          <w:sz w:val="28"/>
+          <w:szCs w:val="28"/>
+        </w:rPr>
+        <w:t>(</w:t>
+      </w:r>
+      <w:proofErr w:type="spellStart"/>
       <w:proofErr w:type="gramEnd"/>
       <w:r>
         <w:rPr>
@@ -430,78 +894,87 @@
           <w:sz w:val="28"/>
           <w:szCs w:val="28"/>
         </w:rPr>
-        <w:t>) {</w:t>
-      </w:r>
-    </w:p>
-    <w:p>
-      <w:pPr>
-        <w:rPr>
-          <w:rFonts w:ascii="Times New Roman" w:hAnsi="Times New Roman" w:cs="Times New Roman"/>
-          <w:sz w:val="28"/>
-          <w:szCs w:val="28"/>
-        </w:rPr>
-      </w:pPr>
-      <w:r>
-        <w:rPr>
-          <w:rFonts w:ascii="Times New Roman" w:hAnsi="Times New Roman" w:cs="Times New Roman"/>
-          <w:sz w:val="28"/>
-          <w:szCs w:val="28"/>
-        </w:rPr>
-        <w:t xml:space="preserve">for (int </w:t>
-      </w:r>
-      <w:proofErr w:type="spellStart"/>
-      <w:r>
-        <w:rPr>
-          <w:rFonts w:ascii="Times New Roman" w:hAnsi="Times New Roman" w:cs="Times New Roman"/>
-          <w:sz w:val="28"/>
-          <w:szCs w:val="28"/>
-        </w:rPr>
-        <w:t>i</w:t>
-      </w:r>
-      <w:proofErr w:type="spellEnd"/>
-      <w:r>
-        <w:rPr>
-          <w:rFonts w:ascii="Times New Roman" w:hAnsi="Times New Roman" w:cs="Times New Roman"/>
-          <w:sz w:val="28"/>
-          <w:szCs w:val="28"/>
-        </w:rPr>
-        <w:t xml:space="preserve"> = 1; </w:t>
-      </w:r>
-      <w:proofErr w:type="spellStart"/>
-      <w:r>
-        <w:rPr>
-          <w:rFonts w:ascii="Times New Roman" w:hAnsi="Times New Roman" w:cs="Times New Roman"/>
-          <w:sz w:val="28"/>
-          <w:szCs w:val="28"/>
-        </w:rPr>
-        <w:t>i</w:t>
-      </w:r>
-      <w:proofErr w:type="spellEnd"/>
-      <w:r>
-        <w:rPr>
-          <w:rFonts w:ascii="Times New Roman" w:hAnsi="Times New Roman" w:cs="Times New Roman"/>
-          <w:sz w:val="28"/>
-          <w:szCs w:val="28"/>
-        </w:rPr>
-        <w:t xml:space="preserve"> &lt;= 5; </w:t>
-      </w:r>
-      <w:proofErr w:type="spellStart"/>
-      <w:r>
-        <w:rPr>
-          <w:rFonts w:ascii="Times New Roman" w:hAnsi="Times New Roman" w:cs="Times New Roman"/>
-          <w:sz w:val="28"/>
-          <w:szCs w:val="28"/>
-        </w:rPr>
-        <w:t>i</w:t>
-      </w:r>
-      <w:proofErr w:type="spellEnd"/>
-      <w:r>
-        <w:rPr>
-          <w:rFonts w:ascii="Times New Roman" w:hAnsi="Times New Roman" w:cs="Times New Roman"/>
-          <w:sz w:val="28"/>
-          <w:szCs w:val="28"/>
-        </w:rPr>
-        <w:t>++) {</w:t>
+        <w:t>tlm_generic_payload</w:t>
+      </w:r>
+      <w:proofErr w:type="spellEnd"/>
+      <w:r>
+        <w:rPr>
+          <w:rFonts w:ascii="Times New Roman" w:hAnsi="Times New Roman" w:cs="Times New Roman"/>
+          <w:sz w:val="28"/>
+          <w:szCs w:val="28"/>
+        </w:rPr>
+        <w:t xml:space="preserve">&amp; trans, </w:t>
+      </w:r>
+      <w:proofErr w:type="spellStart"/>
+      <w:r>
+        <w:rPr>
+          <w:rFonts w:ascii="Times New Roman" w:hAnsi="Times New Roman" w:cs="Times New Roman"/>
+          <w:sz w:val="28"/>
+          <w:szCs w:val="28"/>
+        </w:rPr>
+        <w:t>sc_time</w:t>
+      </w:r>
+      <w:proofErr w:type="spellEnd"/>
+      <w:r>
+        <w:rPr>
+          <w:rFonts w:ascii="Times New Roman" w:hAnsi="Times New Roman" w:cs="Times New Roman"/>
+          <w:sz w:val="28"/>
+          <w:szCs w:val="28"/>
+        </w:rPr>
+        <w:t>&amp; delay) {</w:t>
+      </w:r>
+    </w:p>
+    <w:p>
+      <w:pPr>
+        <w:rPr>
+          <w:rFonts w:ascii="Times New Roman" w:hAnsi="Times New Roman" w:cs="Times New Roman"/>
+          <w:sz w:val="28"/>
+          <w:szCs w:val="28"/>
+        </w:rPr>
+      </w:pPr>
+      <w:r>
+        <w:rPr>
+          <w:rFonts w:ascii="Times New Roman" w:hAnsi="Times New Roman" w:cs="Times New Roman"/>
+          <w:sz w:val="28"/>
+          <w:szCs w:val="28"/>
+        </w:rPr>
+        <w:t xml:space="preserve">int* data = (int*) </w:t>
+      </w:r>
+      <w:proofErr w:type="spellStart"/>
+      <w:r>
+        <w:rPr>
+          <w:rFonts w:ascii="Times New Roman" w:hAnsi="Times New Roman" w:cs="Times New Roman"/>
+          <w:sz w:val="28"/>
+          <w:szCs w:val="28"/>
+        </w:rPr>
+        <w:t>trans.get_data_</w:t>
+      </w:r>
+      <w:proofErr w:type="gramStart"/>
+      <w:r>
+        <w:rPr>
+          <w:rFonts w:ascii="Times New Roman" w:hAnsi="Times New Roman" w:cs="Times New Roman"/>
+          <w:sz w:val="28"/>
+          <w:szCs w:val="28"/>
+        </w:rPr>
+        <w:t>ptr</w:t>
+      </w:r>
+      <w:proofErr w:type="spellEnd"/>
+      <w:r>
+        <w:rPr>
+          <w:rFonts w:ascii="Times New Roman" w:hAnsi="Times New Roman" w:cs="Times New Roman"/>
+          <w:sz w:val="28"/>
+          <w:szCs w:val="28"/>
+        </w:rPr>
+        <w:t>(</w:t>
+      </w:r>
+      <w:proofErr w:type="gramEnd"/>
+      <w:r>
+        <w:rPr>
+          <w:rFonts w:ascii="Times New Roman" w:hAnsi="Times New Roman" w:cs="Times New Roman"/>
+          <w:sz w:val="28"/>
+          <w:szCs w:val="28"/>
+        </w:rPr>
+        <w:t>);</w:t>
       </w:r>
     </w:p>
     <w:p>
@@ -528,25 +1001,7 @@
           <w:sz w:val="28"/>
           <w:szCs w:val="28"/>
         </w:rPr>
-        <w:t xml:space="preserve"> &lt;&lt; "Produced: " &lt;&lt; </w:t>
-      </w:r>
-      <w:proofErr w:type="spellStart"/>
-      <w:r>
-        <w:rPr>
-          <w:rFonts w:ascii="Times New Roman" w:hAnsi="Times New Roman" w:cs="Times New Roman"/>
-          <w:sz w:val="28"/>
-          <w:szCs w:val="28"/>
-        </w:rPr>
-        <w:t>i</w:t>
-      </w:r>
-      <w:proofErr w:type="spellEnd"/>
-      <w:r>
-        <w:rPr>
-          <w:rFonts w:ascii="Times New Roman" w:hAnsi="Times New Roman" w:cs="Times New Roman"/>
-          <w:sz w:val="28"/>
-          <w:szCs w:val="28"/>
-        </w:rPr>
-        <w:t xml:space="preserve"> &lt;&lt; </w:t>
+        <w:t xml:space="preserve"> &lt;&lt; "Target received: " &lt;&lt; *data &lt;&lt; </w:t>
       </w:r>
       <w:proofErr w:type="spellStart"/>
       <w:r>
@@ -575,7 +1030,32 @@
           <w:szCs w:val="28"/>
         </w:rPr>
       </w:pPr>
-      <w:proofErr w:type="spellStart"/>
+    </w:p>
+    <w:p>
+      <w:pPr>
+        <w:rPr>
+          <w:rFonts w:ascii="Times New Roman" w:hAnsi="Times New Roman" w:cs="Times New Roman"/>
+          <w:sz w:val="28"/>
+          <w:szCs w:val="28"/>
+        </w:rPr>
+      </w:pPr>
+      <w:r>
+        <w:rPr>
+          <w:rFonts w:ascii="Times New Roman" w:hAnsi="Times New Roman" w:cs="Times New Roman"/>
+          <w:sz w:val="28"/>
+          <w:szCs w:val="28"/>
+        </w:rPr>
+        <w:t xml:space="preserve">delay += </w:t>
+      </w:r>
+      <w:proofErr w:type="spellStart"/>
+      <w:r>
+        <w:rPr>
+          <w:rFonts w:ascii="Times New Roman" w:hAnsi="Times New Roman" w:cs="Times New Roman"/>
+          <w:sz w:val="28"/>
+          <w:szCs w:val="28"/>
+        </w:rPr>
+        <w:t>sc_</w:t>
+      </w:r>
       <w:proofErr w:type="gramStart"/>
       <w:r>
         <w:rPr>
@@ -583,9 +1063,17 @@
           <w:sz w:val="28"/>
           <w:szCs w:val="28"/>
         </w:rPr>
-        <w:t>out.write</w:t>
-      </w:r>
-      <w:proofErr w:type="spellEnd"/>
+        <w:t>time</w:t>
+      </w:r>
+      <w:proofErr w:type="spellEnd"/>
+      <w:r>
+        <w:rPr>
+          <w:rFonts w:ascii="Times New Roman" w:hAnsi="Times New Roman" w:cs="Times New Roman"/>
+          <w:sz w:val="28"/>
+          <w:szCs w:val="28"/>
+        </w:rPr>
+        <w:t>(</w:t>
+      </w:r>
       <w:proofErr w:type="gramEnd"/>
       <w:r>
         <w:rPr>
@@ -593,16 +1081,255 @@
           <w:sz w:val="28"/>
           <w:szCs w:val="28"/>
         </w:rPr>
-        <w:t>(</w:t>
-      </w:r>
-      <w:proofErr w:type="spellStart"/>
-      <w:r>
-        <w:rPr>
-          <w:rFonts w:ascii="Times New Roman" w:hAnsi="Times New Roman" w:cs="Times New Roman"/>
-          <w:sz w:val="28"/>
-          <w:szCs w:val="28"/>
-        </w:rPr>
-        <w:t>i</w:t>
+        <w:t>10, SC_NS);</w:t>
+      </w:r>
+    </w:p>
+    <w:p>
+      <w:pPr>
+        <w:rPr>
+          <w:rFonts w:ascii="Times New Roman" w:hAnsi="Times New Roman" w:cs="Times New Roman"/>
+          <w:sz w:val="28"/>
+          <w:szCs w:val="28"/>
+        </w:rPr>
+      </w:pPr>
+      <w:r>
+        <w:rPr>
+          <w:rFonts w:ascii="Times New Roman" w:hAnsi="Times New Roman" w:cs="Times New Roman"/>
+          <w:sz w:val="28"/>
+          <w:szCs w:val="28"/>
+        </w:rPr>
+        <w:t>}</w:t>
+      </w:r>
+    </w:p>
+    <w:p>
+      <w:pPr>
+        <w:rPr>
+          <w:rFonts w:ascii="Times New Roman" w:hAnsi="Times New Roman" w:cs="Times New Roman"/>
+          <w:sz w:val="28"/>
+          <w:szCs w:val="28"/>
+        </w:rPr>
+      </w:pPr>
+      <w:r>
+        <w:rPr>
+          <w:rFonts w:ascii="Times New Roman" w:hAnsi="Times New Roman" w:cs="Times New Roman"/>
+          <w:sz w:val="28"/>
+          <w:szCs w:val="28"/>
+        </w:rPr>
+        <w:t>};</w:t>
+      </w:r>
+    </w:p>
+    <w:p>
+      <w:pPr>
+        <w:rPr>
+          <w:rFonts w:ascii="Times New Roman" w:hAnsi="Times New Roman" w:cs="Times New Roman"/>
+          <w:sz w:val="28"/>
+          <w:szCs w:val="28"/>
+        </w:rPr>
+      </w:pPr>
+    </w:p>
+    <w:p>
+      <w:pPr>
+        <w:rPr>
+          <w:rFonts w:ascii="Times New Roman" w:hAnsi="Times New Roman" w:cs="Times New Roman"/>
+          <w:sz w:val="28"/>
+          <w:szCs w:val="28"/>
+        </w:rPr>
+      </w:pPr>
+      <w:r>
+        <w:rPr>
+          <w:rFonts w:ascii="Times New Roman" w:hAnsi="Times New Roman" w:cs="Times New Roman"/>
+          <w:sz w:val="28"/>
+          <w:szCs w:val="28"/>
+        </w:rPr>
+        <w:t>// Initiator</w:t>
+      </w:r>
+    </w:p>
+    <w:p>
+      <w:pPr>
+        <w:rPr>
+          <w:rFonts w:ascii="Times New Roman" w:hAnsi="Times New Roman" w:cs="Times New Roman"/>
+          <w:sz w:val="28"/>
+          <w:szCs w:val="28"/>
+        </w:rPr>
+      </w:pPr>
+      <w:r>
+        <w:rPr>
+          <w:rFonts w:ascii="Times New Roman" w:hAnsi="Times New Roman" w:cs="Times New Roman"/>
+          <w:sz w:val="28"/>
+          <w:szCs w:val="28"/>
+        </w:rPr>
+        <w:t xml:space="preserve">struct </w:t>
+      </w:r>
+      <w:proofErr w:type="gramStart"/>
+      <w:r>
+        <w:rPr>
+          <w:rFonts w:ascii="Times New Roman" w:hAnsi="Times New Roman" w:cs="Times New Roman"/>
+          <w:sz w:val="28"/>
+          <w:szCs w:val="28"/>
+        </w:rPr>
+        <w:t>Initiator :</w:t>
+      </w:r>
+      <w:proofErr w:type="gramEnd"/>
+      <w:r>
+        <w:rPr>
+          <w:rFonts w:ascii="Times New Roman" w:hAnsi="Times New Roman" w:cs="Times New Roman"/>
+          <w:sz w:val="28"/>
+          <w:szCs w:val="28"/>
+        </w:rPr>
+        <w:t xml:space="preserve"> </w:t>
+      </w:r>
+      <w:proofErr w:type="spellStart"/>
+      <w:r>
+        <w:rPr>
+          <w:rFonts w:ascii="Times New Roman" w:hAnsi="Times New Roman" w:cs="Times New Roman"/>
+          <w:sz w:val="28"/>
+          <w:szCs w:val="28"/>
+        </w:rPr>
+        <w:t>sc_module</w:t>
+      </w:r>
+      <w:proofErr w:type="spellEnd"/>
+      <w:r>
+        <w:rPr>
+          <w:rFonts w:ascii="Times New Roman" w:hAnsi="Times New Roman" w:cs="Times New Roman"/>
+          <w:sz w:val="28"/>
+          <w:szCs w:val="28"/>
+        </w:rPr>
+        <w:t xml:space="preserve"> {</w:t>
+      </w:r>
+    </w:p>
+    <w:p>
+      <w:pPr>
+        <w:rPr>
+          <w:rFonts w:ascii="Times New Roman" w:hAnsi="Times New Roman" w:cs="Times New Roman"/>
+          <w:sz w:val="28"/>
+          <w:szCs w:val="28"/>
+        </w:rPr>
+      </w:pPr>
+      <w:proofErr w:type="spellStart"/>
+      <w:r>
+        <w:rPr>
+          <w:rFonts w:ascii="Times New Roman" w:hAnsi="Times New Roman" w:cs="Times New Roman"/>
+          <w:sz w:val="28"/>
+          <w:szCs w:val="28"/>
+        </w:rPr>
+        <w:t>tlm_</w:t>
+      </w:r>
+      <w:proofErr w:type="gramStart"/>
+      <w:r>
+        <w:rPr>
+          <w:rFonts w:ascii="Times New Roman" w:hAnsi="Times New Roman" w:cs="Times New Roman"/>
+          <w:sz w:val="28"/>
+          <w:szCs w:val="28"/>
+        </w:rPr>
+        <w:t>utils</w:t>
+      </w:r>
+      <w:proofErr w:type="spellEnd"/>
+      <w:r>
+        <w:rPr>
+          <w:rFonts w:ascii="Times New Roman" w:hAnsi="Times New Roman" w:cs="Times New Roman"/>
+          <w:sz w:val="28"/>
+          <w:szCs w:val="28"/>
+        </w:rPr>
+        <w:t>::</w:t>
+      </w:r>
+      <w:proofErr w:type="spellStart"/>
+      <w:proofErr w:type="gramEnd"/>
+      <w:r>
+        <w:rPr>
+          <w:rFonts w:ascii="Times New Roman" w:hAnsi="Times New Roman" w:cs="Times New Roman"/>
+          <w:sz w:val="28"/>
+          <w:szCs w:val="28"/>
+        </w:rPr>
+        <w:t>simple_initiator_socket</w:t>
+      </w:r>
+      <w:proofErr w:type="spellEnd"/>
+      <w:r>
+        <w:rPr>
+          <w:rFonts w:ascii="Times New Roman" w:hAnsi="Times New Roman" w:cs="Times New Roman"/>
+          <w:sz w:val="28"/>
+          <w:szCs w:val="28"/>
+        </w:rPr>
+        <w:t>&lt;Initiator&gt; socket;</w:t>
+      </w:r>
+    </w:p>
+    <w:p>
+      <w:pPr>
+        <w:rPr>
+          <w:rFonts w:ascii="Times New Roman" w:hAnsi="Times New Roman" w:cs="Times New Roman"/>
+          <w:sz w:val="28"/>
+          <w:szCs w:val="28"/>
+        </w:rPr>
+      </w:pPr>
+    </w:p>
+    <w:p>
+      <w:pPr>
+        <w:rPr>
+          <w:rFonts w:ascii="Times New Roman" w:hAnsi="Times New Roman" w:cs="Times New Roman"/>
+          <w:sz w:val="28"/>
+          <w:szCs w:val="28"/>
+        </w:rPr>
+      </w:pPr>
+      <w:r>
+        <w:rPr>
+          <w:rFonts w:ascii="Times New Roman" w:hAnsi="Times New Roman" w:cs="Times New Roman"/>
+          <w:sz w:val="28"/>
+          <w:szCs w:val="28"/>
+        </w:rPr>
+        <w:t>SC_CTOR(Initiator</w:t>
+      </w:r>
+      <w:proofErr w:type="gramStart"/>
+      <w:r>
+        <w:rPr>
+          <w:rFonts w:ascii="Times New Roman" w:hAnsi="Times New Roman" w:cs="Times New Roman"/>
+          <w:sz w:val="28"/>
+          <w:szCs w:val="28"/>
+        </w:rPr>
+        <w:t>) :</w:t>
+      </w:r>
+      <w:proofErr w:type="gramEnd"/>
+      <w:r>
+        <w:rPr>
+          <w:rFonts w:ascii="Times New Roman" w:hAnsi="Times New Roman" w:cs="Times New Roman"/>
+          <w:sz w:val="28"/>
+          <w:szCs w:val="28"/>
+        </w:rPr>
+        <w:t xml:space="preserve"> socket("socket") {</w:t>
+      </w:r>
+    </w:p>
+    <w:p>
+      <w:pPr>
+        <w:rPr>
+          <w:rFonts w:ascii="Times New Roman" w:hAnsi="Times New Roman" w:cs="Times New Roman"/>
+          <w:sz w:val="28"/>
+          <w:szCs w:val="28"/>
+        </w:rPr>
+      </w:pPr>
+      <w:r>
+        <w:rPr>
+          <w:rFonts w:ascii="Times New Roman" w:hAnsi="Times New Roman" w:cs="Times New Roman"/>
+          <w:sz w:val="28"/>
+          <w:szCs w:val="28"/>
+        </w:rPr>
+        <w:t>SC_</w:t>
+      </w:r>
+      <w:proofErr w:type="gramStart"/>
+      <w:r>
+        <w:rPr>
+          <w:rFonts w:ascii="Times New Roman" w:hAnsi="Times New Roman" w:cs="Times New Roman"/>
+          <w:sz w:val="28"/>
+          <w:szCs w:val="28"/>
+        </w:rPr>
+        <w:t>THREAD(</w:t>
+      </w:r>
+      <w:proofErr w:type="spellStart"/>
+      <w:proofErr w:type="gramEnd"/>
+      <w:r>
+        <w:rPr>
+          <w:rFonts w:ascii="Times New Roman" w:hAnsi="Times New Roman" w:cs="Times New Roman"/>
+          <w:sz w:val="28"/>
+          <w:szCs w:val="28"/>
+        </w:rPr>
+        <w:t>thread_process</w:t>
       </w:r>
       <w:proofErr w:type="spellEnd"/>
       <w:r>
@@ -612,437 +1339,6 @@
           <w:szCs w:val="28"/>
         </w:rPr>
         <w:t>);</w:t>
-      </w:r>
-    </w:p>
-    <w:p>
-      <w:pPr>
-        <w:rPr>
-          <w:rFonts w:ascii="Times New Roman" w:hAnsi="Times New Roman" w:cs="Times New Roman"/>
-          <w:sz w:val="28"/>
-          <w:szCs w:val="28"/>
-        </w:rPr>
-      </w:pPr>
-      <w:proofErr w:type="gramStart"/>
-      <w:r>
-        <w:rPr>
-          <w:rFonts w:ascii="Times New Roman" w:hAnsi="Times New Roman" w:cs="Times New Roman"/>
-          <w:sz w:val="28"/>
-          <w:szCs w:val="28"/>
-        </w:rPr>
-        <w:t>wait(</w:t>
-      </w:r>
-      <w:proofErr w:type="gramEnd"/>
-      <w:r>
-        <w:rPr>
-          <w:rFonts w:ascii="Times New Roman" w:hAnsi="Times New Roman" w:cs="Times New Roman"/>
-          <w:sz w:val="28"/>
-          <w:szCs w:val="28"/>
-        </w:rPr>
-        <w:t>1, SC_SEC);</w:t>
-      </w:r>
-    </w:p>
-    <w:p>
-      <w:pPr>
-        <w:rPr>
-          <w:rFonts w:ascii="Times New Roman" w:hAnsi="Times New Roman" w:cs="Times New Roman"/>
-          <w:sz w:val="28"/>
-          <w:szCs w:val="28"/>
-        </w:rPr>
-      </w:pPr>
-    </w:p>
-    <w:p>
-      <w:pPr>
-        <w:rPr>
-          <w:rFonts w:ascii="Times New Roman" w:hAnsi="Times New Roman" w:cs="Times New Roman"/>
-          <w:sz w:val="28"/>
-          <w:szCs w:val="28"/>
-        </w:rPr>
-      </w:pPr>
-      <w:r>
-        <w:rPr>
-          <w:rFonts w:ascii="Times New Roman" w:hAnsi="Times New Roman" w:cs="Times New Roman"/>
-          <w:sz w:val="28"/>
-          <w:szCs w:val="28"/>
-        </w:rPr>
-        <w:t>}</w:t>
-      </w:r>
-    </w:p>
-    <w:p>
-      <w:pPr>
-        <w:rPr>
-          <w:rFonts w:ascii="Times New Roman" w:hAnsi="Times New Roman" w:cs="Times New Roman"/>
-          <w:sz w:val="28"/>
-          <w:szCs w:val="28"/>
-        </w:rPr>
-      </w:pPr>
-      <w:r>
-        <w:rPr>
-          <w:rFonts w:ascii="Times New Roman" w:hAnsi="Times New Roman" w:cs="Times New Roman"/>
-          <w:sz w:val="28"/>
-          <w:szCs w:val="28"/>
-        </w:rPr>
-        <w:t>}</w:t>
-      </w:r>
-    </w:p>
-    <w:p>
-      <w:pPr>
-        <w:rPr>
-          <w:rFonts w:ascii="Times New Roman" w:hAnsi="Times New Roman" w:cs="Times New Roman"/>
-          <w:sz w:val="28"/>
-          <w:szCs w:val="28"/>
-        </w:rPr>
-      </w:pPr>
-    </w:p>
-    <w:p>
-      <w:pPr>
-        <w:rPr>
-          <w:rFonts w:ascii="Times New Roman" w:hAnsi="Times New Roman" w:cs="Times New Roman"/>
-          <w:sz w:val="28"/>
-          <w:szCs w:val="28"/>
-        </w:rPr>
-      </w:pPr>
-      <w:r>
-        <w:rPr>
-          <w:rFonts w:ascii="Times New Roman" w:hAnsi="Times New Roman" w:cs="Times New Roman"/>
-          <w:sz w:val="28"/>
-          <w:szCs w:val="28"/>
-        </w:rPr>
-        <w:t>SC_CTOR(Producer) {</w:t>
-      </w:r>
-    </w:p>
-    <w:p>
-      <w:pPr>
-        <w:rPr>
-          <w:rFonts w:ascii="Times New Roman" w:hAnsi="Times New Roman" w:cs="Times New Roman"/>
-          <w:sz w:val="28"/>
-          <w:szCs w:val="28"/>
-        </w:rPr>
-      </w:pPr>
-      <w:r>
-        <w:rPr>
-          <w:rFonts w:ascii="Times New Roman" w:hAnsi="Times New Roman" w:cs="Times New Roman"/>
-          <w:sz w:val="28"/>
-          <w:szCs w:val="28"/>
-        </w:rPr>
-        <w:t>SC_</w:t>
-      </w:r>
-      <w:proofErr w:type="gramStart"/>
-      <w:r>
-        <w:rPr>
-          <w:rFonts w:ascii="Times New Roman" w:hAnsi="Times New Roman" w:cs="Times New Roman"/>
-          <w:sz w:val="28"/>
-          <w:szCs w:val="28"/>
-        </w:rPr>
-        <w:t>THREAD(</w:t>
-      </w:r>
-      <w:proofErr w:type="gramEnd"/>
-      <w:r>
-        <w:rPr>
-          <w:rFonts w:ascii="Times New Roman" w:hAnsi="Times New Roman" w:cs="Times New Roman"/>
-          <w:sz w:val="28"/>
-          <w:szCs w:val="28"/>
-        </w:rPr>
-        <w:t>produce);</w:t>
-      </w:r>
-    </w:p>
-    <w:p>
-      <w:pPr>
-        <w:rPr>
-          <w:rFonts w:ascii="Times New Roman" w:hAnsi="Times New Roman" w:cs="Times New Roman"/>
-          <w:sz w:val="28"/>
-          <w:szCs w:val="28"/>
-        </w:rPr>
-      </w:pPr>
-      <w:r>
-        <w:rPr>
-          <w:rFonts w:ascii="Times New Roman" w:hAnsi="Times New Roman" w:cs="Times New Roman"/>
-          <w:sz w:val="28"/>
-          <w:szCs w:val="28"/>
-        </w:rPr>
-        <w:t>}</w:t>
-      </w:r>
-    </w:p>
-    <w:p>
-      <w:pPr>
-        <w:rPr>
-          <w:rFonts w:ascii="Times New Roman" w:hAnsi="Times New Roman" w:cs="Times New Roman"/>
-          <w:sz w:val="28"/>
-          <w:szCs w:val="28"/>
-        </w:rPr>
-      </w:pPr>
-      <w:r>
-        <w:rPr>
-          <w:rFonts w:ascii="Times New Roman" w:hAnsi="Times New Roman" w:cs="Times New Roman"/>
-          <w:sz w:val="28"/>
-          <w:szCs w:val="28"/>
-        </w:rPr>
-        <w:t>};</w:t>
-      </w:r>
-    </w:p>
-    <w:p>
-      <w:pPr>
-        <w:rPr>
-          <w:rFonts w:ascii="Times New Roman" w:hAnsi="Times New Roman" w:cs="Times New Roman"/>
-          <w:sz w:val="28"/>
-          <w:szCs w:val="28"/>
-        </w:rPr>
-      </w:pPr>
-    </w:p>
-    <w:p>
-      <w:pPr>
-        <w:rPr>
-          <w:rFonts w:ascii="Times New Roman" w:hAnsi="Times New Roman" w:cs="Times New Roman"/>
-          <w:sz w:val="28"/>
-          <w:szCs w:val="28"/>
-        </w:rPr>
-      </w:pPr>
-      <w:r>
-        <w:rPr>
-          <w:rFonts w:ascii="Times New Roman" w:hAnsi="Times New Roman" w:cs="Times New Roman"/>
-          <w:sz w:val="28"/>
-          <w:szCs w:val="28"/>
-        </w:rPr>
-        <w:t>// Consumer Module</w:t>
-      </w:r>
-    </w:p>
-    <w:p>
-      <w:pPr>
-        <w:rPr>
-          <w:rFonts w:ascii="Times New Roman" w:hAnsi="Times New Roman" w:cs="Times New Roman"/>
-          <w:sz w:val="28"/>
-          <w:szCs w:val="28"/>
-        </w:rPr>
-      </w:pPr>
-      <w:r>
-        <w:rPr>
-          <w:rFonts w:ascii="Times New Roman" w:hAnsi="Times New Roman" w:cs="Times New Roman"/>
-          <w:sz w:val="28"/>
-          <w:szCs w:val="28"/>
-        </w:rPr>
-        <w:t>SC_MODULE(Consumer) {</w:t>
-      </w:r>
-    </w:p>
-    <w:p>
-      <w:pPr>
-        <w:rPr>
-          <w:rFonts w:ascii="Times New Roman" w:hAnsi="Times New Roman" w:cs="Times New Roman"/>
-          <w:sz w:val="28"/>
-          <w:szCs w:val="28"/>
-        </w:rPr>
-      </w:pPr>
-      <w:proofErr w:type="spellStart"/>
-      <w:r>
-        <w:rPr>
-          <w:rFonts w:ascii="Times New Roman" w:hAnsi="Times New Roman" w:cs="Times New Roman"/>
-          <w:sz w:val="28"/>
-          <w:szCs w:val="28"/>
-        </w:rPr>
-        <w:t>sc_fifo_in</w:t>
-      </w:r>
-      <w:proofErr w:type="spellEnd"/>
-      <w:r>
-        <w:rPr>
-          <w:rFonts w:ascii="Times New Roman" w:hAnsi="Times New Roman" w:cs="Times New Roman"/>
-          <w:sz w:val="28"/>
-          <w:szCs w:val="28"/>
-        </w:rPr>
-        <w:t>&lt;int&gt; in;</w:t>
-      </w:r>
-    </w:p>
-    <w:p>
-      <w:pPr>
-        <w:rPr>
-          <w:rFonts w:ascii="Times New Roman" w:hAnsi="Times New Roman" w:cs="Times New Roman"/>
-          <w:sz w:val="28"/>
-          <w:szCs w:val="28"/>
-        </w:rPr>
-      </w:pPr>
-    </w:p>
-    <w:p>
-      <w:pPr>
-        <w:rPr>
-          <w:rFonts w:ascii="Times New Roman" w:hAnsi="Times New Roman" w:cs="Times New Roman"/>
-          <w:sz w:val="28"/>
-          <w:szCs w:val="28"/>
-        </w:rPr>
-      </w:pPr>
-      <w:r>
-        <w:rPr>
-          <w:rFonts w:ascii="Times New Roman" w:hAnsi="Times New Roman" w:cs="Times New Roman"/>
-          <w:sz w:val="28"/>
-          <w:szCs w:val="28"/>
-        </w:rPr>
-        <w:t xml:space="preserve">void </w:t>
-      </w:r>
-      <w:proofErr w:type="gramStart"/>
-      <w:r>
-        <w:rPr>
-          <w:rFonts w:ascii="Times New Roman" w:hAnsi="Times New Roman" w:cs="Times New Roman"/>
-          <w:sz w:val="28"/>
-          <w:szCs w:val="28"/>
-        </w:rPr>
-        <w:t>consume(</w:t>
-      </w:r>
-      <w:proofErr w:type="gramEnd"/>
-      <w:r>
-        <w:rPr>
-          <w:rFonts w:ascii="Times New Roman" w:hAnsi="Times New Roman" w:cs="Times New Roman"/>
-          <w:sz w:val="28"/>
-          <w:szCs w:val="28"/>
-        </w:rPr>
-        <w:t>) {</w:t>
-      </w:r>
-    </w:p>
-    <w:p>
-      <w:pPr>
-        <w:rPr>
-          <w:rFonts w:ascii="Times New Roman" w:hAnsi="Times New Roman" w:cs="Times New Roman"/>
-          <w:sz w:val="28"/>
-          <w:szCs w:val="28"/>
-        </w:rPr>
-      </w:pPr>
-      <w:r>
-        <w:rPr>
-          <w:rFonts w:ascii="Times New Roman" w:hAnsi="Times New Roman" w:cs="Times New Roman"/>
-          <w:sz w:val="28"/>
-          <w:szCs w:val="28"/>
-        </w:rPr>
-        <w:t>int value;</w:t>
-      </w:r>
-    </w:p>
-    <w:p>
-      <w:pPr>
-        <w:rPr>
-          <w:rFonts w:ascii="Times New Roman" w:hAnsi="Times New Roman" w:cs="Times New Roman"/>
-          <w:sz w:val="28"/>
-          <w:szCs w:val="28"/>
-        </w:rPr>
-      </w:pPr>
-      <w:r>
-        <w:rPr>
-          <w:rFonts w:ascii="Times New Roman" w:hAnsi="Times New Roman" w:cs="Times New Roman"/>
-          <w:sz w:val="28"/>
-          <w:szCs w:val="28"/>
-        </w:rPr>
-        <w:t>while (true) {</w:t>
-      </w:r>
-    </w:p>
-    <w:p>
-      <w:pPr>
-        <w:rPr>
-          <w:rFonts w:ascii="Times New Roman" w:hAnsi="Times New Roman" w:cs="Times New Roman"/>
-          <w:sz w:val="28"/>
-          <w:szCs w:val="28"/>
-        </w:rPr>
-      </w:pPr>
-      <w:proofErr w:type="spellStart"/>
-      <w:proofErr w:type="gramStart"/>
-      <w:r>
-        <w:rPr>
-          <w:rFonts w:ascii="Times New Roman" w:hAnsi="Times New Roman" w:cs="Times New Roman"/>
-          <w:sz w:val="28"/>
-          <w:szCs w:val="28"/>
-        </w:rPr>
-        <w:t>in.read</w:t>
-      </w:r>
-      <w:proofErr w:type="spellEnd"/>
-      <w:proofErr w:type="gramEnd"/>
-      <w:r>
-        <w:rPr>
-          <w:rFonts w:ascii="Times New Roman" w:hAnsi="Times New Roman" w:cs="Times New Roman"/>
-          <w:sz w:val="28"/>
-          <w:szCs w:val="28"/>
-        </w:rPr>
-        <w:t>(value);</w:t>
-      </w:r>
-    </w:p>
-    <w:p>
-      <w:pPr>
-        <w:rPr>
-          <w:rFonts w:ascii="Times New Roman" w:hAnsi="Times New Roman" w:cs="Times New Roman"/>
-          <w:sz w:val="28"/>
-          <w:szCs w:val="28"/>
-        </w:rPr>
-      </w:pPr>
-      <w:proofErr w:type="spellStart"/>
-      <w:r>
-        <w:rPr>
-          <w:rFonts w:ascii="Times New Roman" w:hAnsi="Times New Roman" w:cs="Times New Roman"/>
-          <w:sz w:val="28"/>
-          <w:szCs w:val="28"/>
-        </w:rPr>
-        <w:t>cout</w:t>
-      </w:r>
-      <w:proofErr w:type="spellEnd"/>
-      <w:r>
-        <w:rPr>
-          <w:rFonts w:ascii="Times New Roman" w:hAnsi="Times New Roman" w:cs="Times New Roman"/>
-          <w:sz w:val="28"/>
-          <w:szCs w:val="28"/>
-        </w:rPr>
-        <w:t xml:space="preserve"> &lt;&lt; "Consumed: " &lt;&lt; value &lt;&lt; </w:t>
-      </w:r>
-      <w:proofErr w:type="spellStart"/>
-      <w:r>
-        <w:rPr>
-          <w:rFonts w:ascii="Times New Roman" w:hAnsi="Times New Roman" w:cs="Times New Roman"/>
-          <w:sz w:val="28"/>
-          <w:szCs w:val="28"/>
-        </w:rPr>
-        <w:t>endl</w:t>
-      </w:r>
-      <w:proofErr w:type="spellEnd"/>
-      <w:r>
-        <w:rPr>
-          <w:rFonts w:ascii="Times New Roman" w:hAnsi="Times New Roman" w:cs="Times New Roman"/>
-          <w:sz w:val="28"/>
-          <w:szCs w:val="28"/>
-        </w:rPr>
-        <w:t>;</w:t>
-      </w:r>
-    </w:p>
-    <w:p>
-      <w:pPr>
-        <w:rPr>
-          <w:rFonts w:ascii="Times New Roman" w:hAnsi="Times New Roman" w:cs="Times New Roman"/>
-          <w:sz w:val="28"/>
-          <w:szCs w:val="28"/>
-        </w:rPr>
-      </w:pPr>
-      <w:proofErr w:type="gramStart"/>
-      <w:r>
-        <w:rPr>
-          <w:rFonts w:ascii="Times New Roman" w:hAnsi="Times New Roman" w:cs="Times New Roman"/>
-          <w:sz w:val="28"/>
-          <w:szCs w:val="28"/>
-        </w:rPr>
-        <w:t>wait(</w:t>
-      </w:r>
-      <w:proofErr w:type="gramEnd"/>
-      <w:r>
-        <w:rPr>
-          <w:rFonts w:ascii="Times New Roman" w:hAnsi="Times New Roman" w:cs="Times New Roman"/>
-          <w:sz w:val="28"/>
-          <w:szCs w:val="28"/>
-        </w:rPr>
-        <w:t>1, SC_SEC);</w:t>
-      </w:r>
-    </w:p>
-    <w:p>
-      <w:pPr>
-        <w:rPr>
-          <w:rFonts w:ascii="Times New Roman" w:hAnsi="Times New Roman" w:cs="Times New Roman"/>
-          <w:sz w:val="28"/>
-          <w:szCs w:val="28"/>
-        </w:rPr>
-      </w:pPr>
-      <w:r>
-        <w:rPr>
-          <w:rFonts w:ascii="Times New Roman" w:hAnsi="Times New Roman" w:cs="Times New Roman"/>
-          <w:sz w:val="28"/>
-          <w:szCs w:val="28"/>
-        </w:rPr>
-        <w:t>}</w:t>
       </w:r>
     </w:p>
     <w:p>
@@ -1076,13 +1372,747 @@
       <w:pPr>
         <w:rPr>
           <w:rFonts w:ascii="Times New Roman" w:hAnsi="Times New Roman" w:cs="Times New Roman"/>
+          <w:sz w:val="28"/>
+          <w:szCs w:val="28"/>
+        </w:rPr>
+      </w:pPr>
+      <w:r>
+        <w:rPr>
+          <w:rFonts w:ascii="Times New Roman" w:hAnsi="Times New Roman" w:cs="Times New Roman"/>
+          <w:sz w:val="28"/>
+          <w:szCs w:val="28"/>
+        </w:rPr>
+        <w:t xml:space="preserve">void </w:t>
+      </w:r>
+      <w:proofErr w:type="spellStart"/>
+      <w:r>
+        <w:rPr>
+          <w:rFonts w:ascii="Times New Roman" w:hAnsi="Times New Roman" w:cs="Times New Roman"/>
+          <w:sz w:val="28"/>
+          <w:szCs w:val="28"/>
+        </w:rPr>
+        <w:t>thread_</w:t>
+      </w:r>
+      <w:proofErr w:type="gramStart"/>
+      <w:r>
+        <w:rPr>
+          <w:rFonts w:ascii="Times New Roman" w:hAnsi="Times New Roman" w:cs="Times New Roman"/>
+          <w:sz w:val="28"/>
+          <w:szCs w:val="28"/>
+        </w:rPr>
+        <w:t>process</w:t>
+      </w:r>
+      <w:proofErr w:type="spellEnd"/>
+      <w:r>
+        <w:rPr>
+          <w:rFonts w:ascii="Times New Roman" w:hAnsi="Times New Roman" w:cs="Times New Roman"/>
+          <w:sz w:val="28"/>
+          <w:szCs w:val="28"/>
+        </w:rPr>
+        <w:t>(</w:t>
+      </w:r>
+      <w:proofErr w:type="gramEnd"/>
+      <w:r>
+        <w:rPr>
+          <w:rFonts w:ascii="Times New Roman" w:hAnsi="Times New Roman" w:cs="Times New Roman"/>
+          <w:sz w:val="28"/>
+          <w:szCs w:val="28"/>
+        </w:rPr>
+        <w:t>) {</w:t>
+      </w:r>
+    </w:p>
+    <w:p>
+      <w:pPr>
+        <w:rPr>
+          <w:rFonts w:ascii="Times New Roman" w:hAnsi="Times New Roman" w:cs="Times New Roman"/>
+          <w:sz w:val="28"/>
+          <w:szCs w:val="28"/>
+        </w:rPr>
+      </w:pPr>
+      <w:proofErr w:type="spellStart"/>
+      <w:r>
+        <w:rPr>
+          <w:rFonts w:ascii="Times New Roman" w:hAnsi="Times New Roman" w:cs="Times New Roman"/>
+          <w:sz w:val="28"/>
+          <w:szCs w:val="28"/>
+        </w:rPr>
+        <w:t>tlm_generic_payload</w:t>
+      </w:r>
+      <w:proofErr w:type="spellEnd"/>
+      <w:r>
+        <w:rPr>
+          <w:rFonts w:ascii="Times New Roman" w:hAnsi="Times New Roman" w:cs="Times New Roman"/>
+          <w:sz w:val="28"/>
+          <w:szCs w:val="28"/>
+        </w:rPr>
+        <w:t xml:space="preserve"> trans;</w:t>
+      </w:r>
+    </w:p>
+    <w:p>
+      <w:pPr>
+        <w:rPr>
+          <w:rFonts w:ascii="Times New Roman" w:hAnsi="Times New Roman" w:cs="Times New Roman"/>
+          <w:sz w:val="28"/>
+          <w:szCs w:val="28"/>
+        </w:rPr>
+      </w:pPr>
+      <w:proofErr w:type="spellStart"/>
+      <w:r>
+        <w:rPr>
+          <w:rFonts w:ascii="Times New Roman" w:hAnsi="Times New Roman" w:cs="Times New Roman"/>
+          <w:sz w:val="28"/>
+          <w:szCs w:val="28"/>
+        </w:rPr>
+        <w:t>sc_time</w:t>
+      </w:r>
+      <w:proofErr w:type="spellEnd"/>
+      <w:r>
+        <w:rPr>
+          <w:rFonts w:ascii="Times New Roman" w:hAnsi="Times New Roman" w:cs="Times New Roman"/>
+          <w:sz w:val="28"/>
+          <w:szCs w:val="28"/>
+        </w:rPr>
+        <w:t xml:space="preserve"> delay = SC_ZERO_TIME;</w:t>
+      </w:r>
+    </w:p>
+    <w:p>
+      <w:pPr>
+        <w:rPr>
+          <w:rFonts w:ascii="Times New Roman" w:hAnsi="Times New Roman" w:cs="Times New Roman"/>
+          <w:sz w:val="28"/>
+          <w:szCs w:val="28"/>
+        </w:rPr>
+      </w:pPr>
+    </w:p>
+    <w:p>
+      <w:pPr>
+        <w:rPr>
+          <w:rFonts w:ascii="Times New Roman" w:hAnsi="Times New Roman" w:cs="Times New Roman"/>
+          <w:sz w:val="28"/>
+          <w:szCs w:val="28"/>
+        </w:rPr>
+      </w:pPr>
+      <w:r>
+        <w:rPr>
+          <w:rFonts w:ascii="Times New Roman" w:hAnsi="Times New Roman" w:cs="Times New Roman"/>
+          <w:sz w:val="28"/>
+          <w:szCs w:val="28"/>
+        </w:rPr>
+        <w:t>int data = 555;</w:t>
+      </w:r>
+    </w:p>
+    <w:p>
+      <w:pPr>
+        <w:rPr>
+          <w:rFonts w:ascii="Times New Roman" w:hAnsi="Times New Roman" w:cs="Times New Roman"/>
+          <w:sz w:val="28"/>
+          <w:szCs w:val="28"/>
+        </w:rPr>
+      </w:pPr>
+    </w:p>
+    <w:p>
+      <w:pPr>
+        <w:rPr>
+          <w:rFonts w:ascii="Times New Roman" w:hAnsi="Times New Roman" w:cs="Times New Roman"/>
+          <w:sz w:val="28"/>
+          <w:szCs w:val="28"/>
+        </w:rPr>
+      </w:pPr>
+      <w:proofErr w:type="spellStart"/>
+      <w:r>
+        <w:rPr>
+          <w:rFonts w:ascii="Times New Roman" w:hAnsi="Times New Roman" w:cs="Times New Roman"/>
+          <w:sz w:val="28"/>
+          <w:szCs w:val="28"/>
+        </w:rPr>
+        <w:t>trans.set_data_</w:t>
+      </w:r>
+      <w:proofErr w:type="gramStart"/>
+      <w:r>
+        <w:rPr>
+          <w:rFonts w:ascii="Times New Roman" w:hAnsi="Times New Roman" w:cs="Times New Roman"/>
+          <w:sz w:val="28"/>
+          <w:szCs w:val="28"/>
+        </w:rPr>
+        <w:t>ptr</w:t>
+      </w:r>
+      <w:proofErr w:type="spellEnd"/>
+      <w:r>
+        <w:rPr>
+          <w:rFonts w:ascii="Times New Roman" w:hAnsi="Times New Roman" w:cs="Times New Roman"/>
+          <w:sz w:val="28"/>
+          <w:szCs w:val="28"/>
+        </w:rPr>
+        <w:t>(</w:t>
+      </w:r>
+      <w:proofErr w:type="spellStart"/>
+      <w:proofErr w:type="gramEnd"/>
+      <w:r>
+        <w:rPr>
+          <w:rFonts w:ascii="Times New Roman" w:hAnsi="Times New Roman" w:cs="Times New Roman"/>
+          <w:sz w:val="28"/>
+          <w:szCs w:val="28"/>
+        </w:rPr>
+        <w:t>reinterpret_cast</w:t>
+      </w:r>
+      <w:proofErr w:type="spellEnd"/>
+      <w:r>
+        <w:rPr>
+          <w:rFonts w:ascii="Times New Roman" w:hAnsi="Times New Roman" w:cs="Times New Roman"/>
+          <w:sz w:val="28"/>
+          <w:szCs w:val="28"/>
+        </w:rPr>
+        <w:t>&lt;unsigned char*&gt;(&amp;data));</w:t>
+      </w:r>
+    </w:p>
+    <w:p>
+      <w:pPr>
+        <w:rPr>
+          <w:rFonts w:ascii="Times New Roman" w:hAnsi="Times New Roman" w:cs="Times New Roman"/>
+          <w:sz w:val="28"/>
+          <w:szCs w:val="28"/>
+        </w:rPr>
+      </w:pPr>
+      <w:proofErr w:type="spellStart"/>
+      <w:r>
+        <w:rPr>
+          <w:rFonts w:ascii="Times New Roman" w:hAnsi="Times New Roman" w:cs="Times New Roman"/>
+          <w:sz w:val="28"/>
+          <w:szCs w:val="28"/>
+        </w:rPr>
+        <w:t>trans.set_data_length</w:t>
+      </w:r>
+      <w:proofErr w:type="spellEnd"/>
+      <w:r>
+        <w:rPr>
+          <w:rFonts w:ascii="Times New Roman" w:hAnsi="Times New Roman" w:cs="Times New Roman"/>
+          <w:sz w:val="28"/>
+          <w:szCs w:val="28"/>
+        </w:rPr>
+        <w:t>(</w:t>
+      </w:r>
+      <w:proofErr w:type="spellStart"/>
+      <w:r>
+        <w:rPr>
+          <w:rFonts w:ascii="Times New Roman" w:hAnsi="Times New Roman" w:cs="Times New Roman"/>
+          <w:sz w:val="28"/>
+          <w:szCs w:val="28"/>
+        </w:rPr>
+        <w:t>sizeof</w:t>
+      </w:r>
+      <w:proofErr w:type="spellEnd"/>
+      <w:r>
+        <w:rPr>
+          <w:rFonts w:ascii="Times New Roman" w:hAnsi="Times New Roman" w:cs="Times New Roman"/>
+          <w:sz w:val="28"/>
+          <w:szCs w:val="28"/>
+        </w:rPr>
+        <w:t>(data));</w:t>
+      </w:r>
+    </w:p>
+    <w:p>
+      <w:pPr>
+        <w:rPr>
+          <w:rFonts w:ascii="Times New Roman" w:hAnsi="Times New Roman" w:cs="Times New Roman"/>
+          <w:sz w:val="28"/>
+          <w:szCs w:val="28"/>
+        </w:rPr>
+      </w:pPr>
+    </w:p>
+    <w:p>
+      <w:pPr>
+        <w:rPr>
+          <w:rFonts w:ascii="Times New Roman" w:hAnsi="Times New Roman" w:cs="Times New Roman"/>
+          <w:sz w:val="28"/>
+          <w:szCs w:val="28"/>
+        </w:rPr>
+      </w:pPr>
+      <w:proofErr w:type="spellStart"/>
+      <w:r>
+        <w:rPr>
+          <w:rFonts w:ascii="Times New Roman" w:hAnsi="Times New Roman" w:cs="Times New Roman"/>
+          <w:sz w:val="28"/>
+          <w:szCs w:val="28"/>
+        </w:rPr>
+        <w:t>cout</w:t>
+      </w:r>
+      <w:proofErr w:type="spellEnd"/>
+      <w:r>
+        <w:rPr>
+          <w:rFonts w:ascii="Times New Roman" w:hAnsi="Times New Roman" w:cs="Times New Roman"/>
+          <w:sz w:val="28"/>
+          <w:szCs w:val="28"/>
+        </w:rPr>
+        <w:t xml:space="preserve"> &lt;&lt; "Initiator sending: " &lt;&lt; data &lt;&lt; </w:t>
+      </w:r>
+      <w:proofErr w:type="spellStart"/>
+      <w:r>
+        <w:rPr>
+          <w:rFonts w:ascii="Times New Roman" w:hAnsi="Times New Roman" w:cs="Times New Roman"/>
+          <w:sz w:val="28"/>
+          <w:szCs w:val="28"/>
+        </w:rPr>
+        <w:t>endl</w:t>
+      </w:r>
+      <w:proofErr w:type="spellEnd"/>
+      <w:r>
+        <w:rPr>
+          <w:rFonts w:ascii="Times New Roman" w:hAnsi="Times New Roman" w:cs="Times New Roman"/>
+          <w:sz w:val="28"/>
+          <w:szCs w:val="28"/>
+        </w:rPr>
+        <w:t>;</w:t>
+      </w:r>
+    </w:p>
+    <w:p>
+      <w:pPr>
+        <w:rPr>
+          <w:rFonts w:ascii="Times New Roman" w:hAnsi="Times New Roman" w:cs="Times New Roman"/>
+          <w:sz w:val="28"/>
+          <w:szCs w:val="28"/>
+        </w:rPr>
+      </w:pPr>
+      <w:r>
+        <w:rPr>
+          <w:rFonts w:ascii="Times New Roman" w:hAnsi="Times New Roman" w:cs="Times New Roman"/>
+          <w:sz w:val="28"/>
+          <w:szCs w:val="28"/>
+        </w:rPr>
+        <w:t>socket-&gt;</w:t>
+      </w:r>
+      <w:proofErr w:type="spellStart"/>
+      <w:r>
+        <w:rPr>
+          <w:rFonts w:ascii="Times New Roman" w:hAnsi="Times New Roman" w:cs="Times New Roman"/>
+          <w:sz w:val="28"/>
+          <w:szCs w:val="28"/>
+        </w:rPr>
+        <w:t>b_</w:t>
+      </w:r>
+      <w:proofErr w:type="gramStart"/>
+      <w:r>
+        <w:rPr>
+          <w:rFonts w:ascii="Times New Roman" w:hAnsi="Times New Roman" w:cs="Times New Roman"/>
+          <w:sz w:val="28"/>
+          <w:szCs w:val="28"/>
+        </w:rPr>
+        <w:t>transport</w:t>
+      </w:r>
+      <w:proofErr w:type="spellEnd"/>
+      <w:r>
+        <w:rPr>
+          <w:rFonts w:ascii="Times New Roman" w:hAnsi="Times New Roman" w:cs="Times New Roman"/>
+          <w:sz w:val="28"/>
+          <w:szCs w:val="28"/>
+        </w:rPr>
+        <w:t>(</w:t>
+      </w:r>
+      <w:proofErr w:type="gramEnd"/>
+      <w:r>
+        <w:rPr>
+          <w:rFonts w:ascii="Times New Roman" w:hAnsi="Times New Roman" w:cs="Times New Roman"/>
+          <w:sz w:val="28"/>
+          <w:szCs w:val="28"/>
+        </w:rPr>
+        <w:t>trans, delay);</w:t>
+      </w:r>
+    </w:p>
+    <w:p>
+      <w:pPr>
+        <w:rPr>
+          <w:rFonts w:ascii="Times New Roman" w:hAnsi="Times New Roman" w:cs="Times New Roman"/>
+          <w:sz w:val="28"/>
+          <w:szCs w:val="28"/>
+        </w:rPr>
+      </w:pPr>
+    </w:p>
+    <w:p>
+      <w:pPr>
+        <w:rPr>
+          <w:rFonts w:ascii="Times New Roman" w:hAnsi="Times New Roman" w:cs="Times New Roman"/>
+          <w:sz w:val="28"/>
+          <w:szCs w:val="28"/>
+        </w:rPr>
+      </w:pPr>
+      <w:r>
+        <w:rPr>
+          <w:rFonts w:ascii="Times New Roman" w:hAnsi="Times New Roman" w:cs="Times New Roman"/>
+          <w:sz w:val="28"/>
+          <w:szCs w:val="28"/>
+        </w:rPr>
+        <w:t>wait(delay);</w:t>
+      </w:r>
+    </w:p>
+    <w:p>
+      <w:pPr>
+        <w:rPr>
+          <w:rFonts w:ascii="Times New Roman" w:hAnsi="Times New Roman" w:cs="Times New Roman"/>
+          <w:sz w:val="28"/>
+          <w:szCs w:val="28"/>
+        </w:rPr>
+      </w:pPr>
+      <w:r>
+        <w:rPr>
+          <w:rFonts w:ascii="Times New Roman" w:hAnsi="Times New Roman" w:cs="Times New Roman"/>
+          <w:sz w:val="28"/>
+          <w:szCs w:val="28"/>
+        </w:rPr>
+        <w:t>}</w:t>
+      </w:r>
+    </w:p>
+    <w:p>
+      <w:pPr>
+        <w:rPr>
+          <w:rFonts w:ascii="Times New Roman" w:hAnsi="Times New Roman" w:cs="Times New Roman"/>
+          <w:sz w:val="28"/>
+          <w:szCs w:val="28"/>
+        </w:rPr>
+      </w:pPr>
+      <w:r>
+        <w:rPr>
+          <w:rFonts w:ascii="Times New Roman" w:hAnsi="Times New Roman" w:cs="Times New Roman"/>
+          <w:sz w:val="28"/>
+          <w:szCs w:val="28"/>
+        </w:rPr>
+        <w:t>};</w:t>
+      </w:r>
+    </w:p>
+    <w:p>
+      <w:pPr>
+        <w:rPr>
+          <w:rFonts w:ascii="Times New Roman" w:hAnsi="Times New Roman" w:cs="Times New Roman"/>
+          <w:sz w:val="28"/>
+          <w:szCs w:val="28"/>
+        </w:rPr>
+      </w:pPr>
+    </w:p>
+    <w:p>
+      <w:pPr>
+        <w:rPr>
+          <w:rFonts w:ascii="Times New Roman" w:hAnsi="Times New Roman" w:cs="Times New Roman"/>
+          <w:sz w:val="28"/>
+          <w:szCs w:val="28"/>
+        </w:rPr>
+      </w:pPr>
+      <w:r>
+        <w:rPr>
+          <w:rFonts w:ascii="Times New Roman" w:hAnsi="Times New Roman" w:cs="Times New Roman"/>
+          <w:sz w:val="28"/>
+          <w:szCs w:val="28"/>
+        </w:rPr>
+        <w:t xml:space="preserve">int </w:t>
+      </w:r>
+      <w:proofErr w:type="spellStart"/>
+      <w:r>
+        <w:rPr>
+          <w:rFonts w:ascii="Times New Roman" w:hAnsi="Times New Roman" w:cs="Times New Roman"/>
+          <w:sz w:val="28"/>
+          <w:szCs w:val="28"/>
+        </w:rPr>
+        <w:t>sc_</w:t>
+      </w:r>
+      <w:proofErr w:type="gramStart"/>
+      <w:r>
+        <w:rPr>
+          <w:rFonts w:ascii="Times New Roman" w:hAnsi="Times New Roman" w:cs="Times New Roman"/>
+          <w:sz w:val="28"/>
+          <w:szCs w:val="28"/>
+        </w:rPr>
+        <w:t>main</w:t>
+      </w:r>
+      <w:proofErr w:type="spellEnd"/>
+      <w:r>
+        <w:rPr>
+          <w:rFonts w:ascii="Times New Roman" w:hAnsi="Times New Roman" w:cs="Times New Roman"/>
+          <w:sz w:val="28"/>
+          <w:szCs w:val="28"/>
+        </w:rPr>
+        <w:t>(</w:t>
+      </w:r>
+      <w:proofErr w:type="gramEnd"/>
+      <w:r>
+        <w:rPr>
+          <w:rFonts w:ascii="Times New Roman" w:hAnsi="Times New Roman" w:cs="Times New Roman"/>
+          <w:sz w:val="28"/>
+          <w:szCs w:val="28"/>
+        </w:rPr>
+        <w:t xml:space="preserve">int </w:t>
+      </w:r>
+      <w:proofErr w:type="spellStart"/>
+      <w:r>
+        <w:rPr>
+          <w:rFonts w:ascii="Times New Roman" w:hAnsi="Times New Roman" w:cs="Times New Roman"/>
+          <w:sz w:val="28"/>
+          <w:szCs w:val="28"/>
+        </w:rPr>
+        <w:t>argc</w:t>
+      </w:r>
+      <w:proofErr w:type="spellEnd"/>
+      <w:r>
+        <w:rPr>
+          <w:rFonts w:ascii="Times New Roman" w:hAnsi="Times New Roman" w:cs="Times New Roman"/>
+          <w:sz w:val="28"/>
+          <w:szCs w:val="28"/>
+        </w:rPr>
+        <w:t xml:space="preserve">, char* </w:t>
+      </w:r>
+      <w:proofErr w:type="spellStart"/>
+      <w:proofErr w:type="gramStart"/>
+      <w:r>
+        <w:rPr>
+          <w:rFonts w:ascii="Times New Roman" w:hAnsi="Times New Roman" w:cs="Times New Roman"/>
+          <w:sz w:val="28"/>
+          <w:szCs w:val="28"/>
+        </w:rPr>
+        <w:t>argv</w:t>
+      </w:r>
+      <w:proofErr w:type="spellEnd"/>
+      <w:r>
+        <w:rPr>
+          <w:rFonts w:ascii="Times New Roman" w:hAnsi="Times New Roman" w:cs="Times New Roman"/>
+          <w:sz w:val="28"/>
+          <w:szCs w:val="28"/>
+        </w:rPr>
+        <w:t>[</w:t>
+      </w:r>
+      <w:proofErr w:type="gramEnd"/>
+      <w:r>
+        <w:rPr>
+          <w:rFonts w:ascii="Times New Roman" w:hAnsi="Times New Roman" w:cs="Times New Roman"/>
+          <w:sz w:val="28"/>
+          <w:szCs w:val="28"/>
+        </w:rPr>
+        <w:t>]) {</w:t>
+      </w:r>
+    </w:p>
+    <w:p>
+      <w:pPr>
+        <w:rPr>
+          <w:rFonts w:ascii="Times New Roman" w:hAnsi="Times New Roman" w:cs="Times New Roman"/>
+          <w:sz w:val="28"/>
+          <w:szCs w:val="28"/>
+        </w:rPr>
+      </w:pPr>
+    </w:p>
+    <w:p>
+      <w:pPr>
+        <w:rPr>
+          <w:rFonts w:ascii="Times New Roman" w:hAnsi="Times New Roman" w:cs="Times New Roman"/>
+          <w:sz w:val="28"/>
+          <w:szCs w:val="28"/>
+        </w:rPr>
+      </w:pPr>
+      <w:r>
+        <w:rPr>
+          <w:rFonts w:ascii="Times New Roman" w:hAnsi="Times New Roman" w:cs="Times New Roman"/>
+          <w:sz w:val="28"/>
+          <w:szCs w:val="28"/>
+        </w:rPr>
+        <w:t>Initiator initiator("initiator");</w:t>
+      </w:r>
+    </w:p>
+    <w:p>
+      <w:pPr>
+        <w:rPr>
+          <w:rFonts w:ascii="Times New Roman" w:hAnsi="Times New Roman" w:cs="Times New Roman"/>
+          <w:sz w:val="28"/>
+          <w:szCs w:val="28"/>
+        </w:rPr>
+      </w:pPr>
+      <w:r>
+        <w:rPr>
+          <w:rFonts w:ascii="Times New Roman" w:hAnsi="Times New Roman" w:cs="Times New Roman"/>
+          <w:sz w:val="28"/>
+          <w:szCs w:val="28"/>
+        </w:rPr>
+        <w:t>Target target("target");</w:t>
+      </w:r>
+    </w:p>
+    <w:p>
+      <w:pPr>
+        <w:rPr>
+          <w:rFonts w:ascii="Times New Roman" w:hAnsi="Times New Roman" w:cs="Times New Roman"/>
+          <w:sz w:val="28"/>
+          <w:szCs w:val="28"/>
+        </w:rPr>
+      </w:pPr>
+    </w:p>
+    <w:p>
+      <w:pPr>
+        <w:rPr>
+          <w:rFonts w:ascii="Times New Roman" w:hAnsi="Times New Roman" w:cs="Times New Roman"/>
+          <w:sz w:val="28"/>
+          <w:szCs w:val="28"/>
+        </w:rPr>
+      </w:pPr>
+      <w:proofErr w:type="spellStart"/>
+      <w:proofErr w:type="gramStart"/>
+      <w:r>
+        <w:rPr>
+          <w:rFonts w:ascii="Times New Roman" w:hAnsi="Times New Roman" w:cs="Times New Roman"/>
+          <w:sz w:val="28"/>
+          <w:szCs w:val="28"/>
+        </w:rPr>
+        <w:t>initiator.socket</w:t>
+      </w:r>
+      <w:proofErr w:type="gramEnd"/>
+      <w:r>
+        <w:rPr>
+          <w:rFonts w:ascii="Times New Roman" w:hAnsi="Times New Roman" w:cs="Times New Roman"/>
+          <w:sz w:val="28"/>
+          <w:szCs w:val="28"/>
+        </w:rPr>
+        <w:t>.bind</w:t>
+      </w:r>
+      <w:proofErr w:type="spellEnd"/>
+      <w:r>
+        <w:rPr>
+          <w:rFonts w:ascii="Times New Roman" w:hAnsi="Times New Roman" w:cs="Times New Roman"/>
+          <w:sz w:val="28"/>
+          <w:szCs w:val="28"/>
+        </w:rPr>
+        <w:t>(</w:t>
+      </w:r>
+      <w:proofErr w:type="spellStart"/>
+      <w:proofErr w:type="gramStart"/>
+      <w:r>
+        <w:rPr>
+          <w:rFonts w:ascii="Times New Roman" w:hAnsi="Times New Roman" w:cs="Times New Roman"/>
+          <w:sz w:val="28"/>
+          <w:szCs w:val="28"/>
+        </w:rPr>
+        <w:t>target.socket</w:t>
+      </w:r>
+      <w:proofErr w:type="spellEnd"/>
+      <w:proofErr w:type="gramEnd"/>
+      <w:r>
+        <w:rPr>
+          <w:rFonts w:ascii="Times New Roman" w:hAnsi="Times New Roman" w:cs="Times New Roman"/>
+          <w:sz w:val="28"/>
+          <w:szCs w:val="28"/>
+        </w:rPr>
+        <w:t>);</w:t>
+      </w:r>
+    </w:p>
+    <w:p>
+      <w:pPr>
+        <w:rPr>
+          <w:rFonts w:ascii="Times New Roman" w:hAnsi="Times New Roman" w:cs="Times New Roman"/>
+          <w:sz w:val="28"/>
+          <w:szCs w:val="28"/>
+        </w:rPr>
+      </w:pPr>
+    </w:p>
+    <w:p>
+      <w:pPr>
+        <w:rPr>
+          <w:rFonts w:ascii="Times New Roman" w:hAnsi="Times New Roman" w:cs="Times New Roman"/>
+          <w:sz w:val="28"/>
+          <w:szCs w:val="28"/>
+        </w:rPr>
+      </w:pPr>
+      <w:proofErr w:type="spellStart"/>
+      <w:r>
+        <w:rPr>
+          <w:rFonts w:ascii="Times New Roman" w:hAnsi="Times New Roman" w:cs="Times New Roman"/>
+          <w:sz w:val="28"/>
+          <w:szCs w:val="28"/>
+        </w:rPr>
+        <w:t>sc_</w:t>
+      </w:r>
+      <w:proofErr w:type="gramStart"/>
+      <w:r>
+        <w:rPr>
+          <w:rFonts w:ascii="Times New Roman" w:hAnsi="Times New Roman" w:cs="Times New Roman"/>
+          <w:sz w:val="28"/>
+          <w:szCs w:val="28"/>
+        </w:rPr>
+        <w:t>start</w:t>
+      </w:r>
+      <w:proofErr w:type="spellEnd"/>
+      <w:r>
+        <w:rPr>
+          <w:rFonts w:ascii="Times New Roman" w:hAnsi="Times New Roman" w:cs="Times New Roman"/>
+          <w:sz w:val="28"/>
+          <w:szCs w:val="28"/>
+        </w:rPr>
+        <w:t>(</w:t>
+      </w:r>
+      <w:proofErr w:type="gramEnd"/>
+      <w:r>
+        <w:rPr>
+          <w:rFonts w:ascii="Times New Roman" w:hAnsi="Times New Roman" w:cs="Times New Roman"/>
+          <w:sz w:val="28"/>
+          <w:szCs w:val="28"/>
+        </w:rPr>
+        <w:t>);</w:t>
+      </w:r>
+    </w:p>
+    <w:p>
+      <w:pPr>
+        <w:rPr>
+          <w:rFonts w:ascii="Times New Roman" w:hAnsi="Times New Roman" w:cs="Times New Roman"/>
+          <w:sz w:val="28"/>
+          <w:szCs w:val="28"/>
+        </w:rPr>
+      </w:pPr>
+    </w:p>
+    <w:p>
+      <w:pPr>
+        <w:rPr>
+          <w:rFonts w:ascii="Times New Roman" w:hAnsi="Times New Roman" w:cs="Times New Roman"/>
+          <w:sz w:val="28"/>
+          <w:szCs w:val="28"/>
+        </w:rPr>
+      </w:pPr>
+      <w:r>
+        <w:rPr>
+          <w:rFonts w:ascii="Times New Roman" w:hAnsi="Times New Roman" w:cs="Times New Roman"/>
+          <w:sz w:val="28"/>
+          <w:szCs w:val="28"/>
+        </w:rPr>
+        <w:t>return 0;</w:t>
+      </w:r>
+    </w:p>
+    <w:p>
+      <w:pPr>
+        <w:rPr>
+          <w:rFonts w:ascii="Times New Roman" w:hAnsi="Times New Roman" w:cs="Times New Roman"/>
+          <w:sz w:val="28"/>
+          <w:szCs w:val="28"/>
+        </w:rPr>
+      </w:pPr>
+      <w:r>
+        <w:rPr>
+          <w:rFonts w:ascii="Times New Roman" w:hAnsi="Times New Roman" w:cs="Times New Roman"/>
+          <w:sz w:val="28"/>
+          <w:szCs w:val="28"/>
+        </w:rPr>
+        <w:t>}</w:t>
+      </w:r>
+    </w:p>
+    <w:p>
+      <w:pPr>
+        <w:rPr>
+          <w:rFonts w:ascii="Times New Roman" w:hAnsi="Times New Roman" w:cs="Times New Roman"/>
+          <w:sz w:val="28"/>
+          <w:szCs w:val="28"/>
+        </w:rPr>
+      </w:pPr>
+    </w:p>
+    <w:p>
+      <w:pPr>
+        <w:rPr>
+          <w:rFonts w:ascii="Times New Roman" w:hAnsi="Times New Roman" w:cs="Times New Roman"/>
           <w:b/>
           <w:bCs/>
           <w:sz w:val="28"/>
           <w:szCs w:val="28"/>
         </w:rPr>
       </w:pPr>
-      <w:r>
+    </w:p>
+    <w:p>
+      <w:pPr>
         <w:rPr>
           <w:rFonts w:ascii="Times New Roman" w:hAnsi="Times New Roman" w:cs="Times New Roman"/>
           <w:b/>
@@ -1090,6 +2120,180 @@
           <w:sz w:val="28"/>
           <w:szCs w:val="28"/>
         </w:rPr>
+      </w:pPr>
+    </w:p>
+    <w:p>
+      <w:pPr>
+        <w:rPr>
+          <w:rFonts w:ascii="Times New Roman" w:hAnsi="Times New Roman" w:cs="Times New Roman"/>
+          <w:b/>
+          <w:bCs/>
+          <w:sz w:val="28"/>
+          <w:szCs w:val="28"/>
+        </w:rPr>
+      </w:pPr>
+    </w:p>
+    <w:p>
+      <w:pPr>
+        <w:rPr>
+          <w:rFonts w:ascii="Times New Roman" w:hAnsi="Times New Roman" w:cs="Times New Roman"/>
+          <w:b/>
+          <w:bCs/>
+          <w:sz w:val="28"/>
+          <w:szCs w:val="28"/>
+        </w:rPr>
+      </w:pPr>
+    </w:p>
+    <w:p>
+      <w:pPr>
+        <w:rPr>
+          <w:rFonts w:ascii="Times New Roman" w:hAnsi="Times New Roman" w:cs="Times New Roman"/>
+          <w:b/>
+          <w:bCs/>
+          <w:sz w:val="28"/>
+          <w:szCs w:val="28"/>
+        </w:rPr>
+      </w:pPr>
+    </w:p>
+    <w:p>
+      <w:pPr>
+        <w:rPr>
+          <w:rFonts w:ascii="Times New Roman" w:hAnsi="Times New Roman" w:cs="Times New Roman"/>
+          <w:b/>
+          <w:bCs/>
+          <w:sz w:val="28"/>
+          <w:szCs w:val="28"/>
+        </w:rPr>
+      </w:pPr>
+    </w:p>
+    <w:p>
+      <w:pPr>
+        <w:rPr>
+          <w:rFonts w:ascii="Times New Roman" w:hAnsi="Times New Roman" w:cs="Times New Roman"/>
+          <w:b/>
+          <w:bCs/>
+          <w:sz w:val="28"/>
+          <w:szCs w:val="28"/>
+        </w:rPr>
+      </w:pPr>
+    </w:p>
+    <w:p>
+      <w:pPr>
+        <w:rPr>
+          <w:rFonts w:ascii="Times New Roman" w:hAnsi="Times New Roman" w:cs="Times New Roman"/>
+          <w:b/>
+          <w:bCs/>
+          <w:sz w:val="28"/>
+          <w:szCs w:val="28"/>
+        </w:rPr>
+      </w:pPr>
+    </w:p>
+    <w:p>
+      <w:pPr>
+        <w:rPr>
+          <w:rFonts w:ascii="Times New Roman" w:hAnsi="Times New Roman" w:cs="Times New Roman"/>
+          <w:b/>
+          <w:bCs/>
+          <w:sz w:val="28"/>
+          <w:szCs w:val="28"/>
+        </w:rPr>
+      </w:pPr>
+    </w:p>
+    <w:p>
+      <w:pPr>
+        <w:rPr>
+          <w:rFonts w:ascii="Times New Roman" w:hAnsi="Times New Roman" w:cs="Times New Roman"/>
+          <w:b/>
+          <w:bCs/>
+          <w:sz w:val="28"/>
+          <w:szCs w:val="28"/>
+        </w:rPr>
+      </w:pPr>
+    </w:p>
+    <w:p>
+      <w:pPr>
+        <w:rPr>
+          <w:rFonts w:ascii="Times New Roman" w:hAnsi="Times New Roman" w:cs="Times New Roman"/>
+          <w:b/>
+          <w:bCs/>
+          <w:sz w:val="28"/>
+          <w:szCs w:val="28"/>
+        </w:rPr>
+      </w:pPr>
+    </w:p>
+    <w:p>
+      <w:pPr>
+        <w:rPr>
+          <w:rFonts w:ascii="Times New Roman" w:hAnsi="Times New Roman" w:cs="Times New Roman"/>
+          <w:b/>
+          <w:bCs/>
+          <w:sz w:val="28"/>
+          <w:szCs w:val="28"/>
+        </w:rPr>
+      </w:pPr>
+    </w:p>
+    <w:p>
+      <w:pPr>
+        <w:rPr>
+          <w:rFonts w:ascii="Times New Roman" w:hAnsi="Times New Roman" w:cs="Times New Roman"/>
+          <w:b/>
+          <w:bCs/>
+          <w:sz w:val="28"/>
+          <w:szCs w:val="28"/>
+        </w:rPr>
+      </w:pPr>
+    </w:p>
+    <w:p>
+      <w:pPr>
+        <w:rPr>
+          <w:rFonts w:ascii="Times New Roman" w:hAnsi="Times New Roman" w:cs="Times New Roman"/>
+          <w:b/>
+          <w:bCs/>
+          <w:sz w:val="28"/>
+          <w:szCs w:val="28"/>
+        </w:rPr>
+      </w:pPr>
+    </w:p>
+    <w:p>
+      <w:pPr>
+        <w:rPr>
+          <w:rFonts w:ascii="Times New Roman" w:hAnsi="Times New Roman" w:cs="Times New Roman"/>
+          <w:b/>
+          <w:bCs/>
+          <w:sz w:val="28"/>
+          <w:szCs w:val="28"/>
+        </w:rPr>
+      </w:pPr>
+    </w:p>
+    <w:p>
+      <w:pPr>
+        <w:rPr>
+          <w:rFonts w:ascii="Times New Roman" w:hAnsi="Times New Roman" w:cs="Times New Roman"/>
+          <w:b/>
+          <w:bCs/>
+          <w:sz w:val="28"/>
+          <w:szCs w:val="28"/>
+        </w:rPr>
+      </w:pPr>
+    </w:p>
+    <w:p>
+      <w:pPr>
+        <w:rPr>
+          <w:rFonts w:ascii="Times New Roman" w:hAnsi="Times New Roman" w:cs="Times New Roman"/>
+          <w:b/>
+          <w:bCs/>
+          <w:sz w:val="28"/>
+          <w:szCs w:val="28"/>
+        </w:rPr>
+      </w:pPr>
+      <w:r>
+        <w:rPr>
+          <w:rFonts w:ascii="Times New Roman" w:hAnsi="Times New Roman" w:cs="Times New Roman"/>
+          <w:b/>
+          <w:bCs/>
+          <w:sz w:val="28"/>
+          <w:szCs w:val="28"/>
+        </w:rPr>
         <w:t>OUTPUT SCREENSHOT:</w:t>
       </w:r>
     </w:p>
@@ -1114,11 +2318,82 @@
         <w:rPr>
           <w:noProof/>
         </w:rPr>
+        <mc:AlternateContent>
+          <mc:Choice Requires="wps">
+            <w:drawing>
+              <wp:inline distT="0" distB="0" distL="0" distR="0" wp14:anchorId="22EB42FE" wp14:editId="4B5973F5">
+                <wp:extent cx="304800" cy="304800"/>
+                <wp:effectExtent l="0" t="0" r="0" b="0"/>
+                <wp:docPr id="984961363" name="Rectangle 2"/>
+                <wp:cNvGraphicFramePr>
+                  <a:graphicFrameLocks xmlns:a="http://schemas.openxmlformats.org/drawingml/2006/main" noChangeAspect="1"/>
+                </wp:cNvGraphicFramePr>
+                <a:graphic xmlns:a="http://schemas.openxmlformats.org/drawingml/2006/main">
+                  <a:graphicData uri="http://schemas.microsoft.com/office/word/2010/wordprocessingShape">
+                    <wps:wsp>
+                      <wps:cNvSpPr>
+                        <a:spLocks noChangeAspect="1" noChangeArrowheads="1"/>
+                      </wps:cNvSpPr>
+                      <wps:spPr bwMode="auto">
+                        <a:xfrm>
+                          <a:off x="0" y="0"/>
+                          <a:ext cx="304800" cy="304800"/>
+                        </a:xfrm>
+                        <a:prstGeom prst="rect">
+                          <a:avLst/>
+                        </a:prstGeom>
+                        <a:noFill/>
+                        <a:ln>
+                          <a:noFill/>
+                        </a:ln>
+                        <a:extLst>
+                          <a:ext uri="{909E8E84-426E-40DD-AFC4-6F175D3DCCD1}">
+                            <a14:hiddenFill xmlns:a14="http://schemas.microsoft.com/office/drawing/2010/main">
+                              <a:solidFill>
+                                <a:srgbClr val="FFFFFF"/>
+                              </a:solidFill>
+                            </a14:hiddenFill>
+                          </a:ext>
+                          <a:ext uri="{91240B29-F687-4F45-9708-019B960494DF}">
+                            <a14:hiddenLine xmlns:a14="http://schemas.microsoft.com/office/drawing/2010/main" w="9525">
+                              <a:solidFill>
+                                <a:srgbClr val="000000"/>
+                              </a:solidFill>
+                              <a:miter lim="800000"/>
+                              <a:headEnd/>
+                              <a:tailEnd/>
+                            </a14:hiddenLine>
+                          </a:ext>
+                        </a:extLst>
+                      </wps:spPr>
+                      <wps:bodyPr rot="0" vert="horz" wrap="square" lIns="91440" tIns="45720" rIns="91440" bIns="45720" anchor="t" anchorCtr="0" upright="1">
+                        <a:noAutofit/>
+                      </wps:bodyPr>
+                    </wps:wsp>
+                  </a:graphicData>
+                </a:graphic>
+              </wp:inline>
+            </w:drawing>
+          </mc:Choice>
+          <mc:Fallback>
+            <w:pict>
+              <v:rect w14:anchorId="7F2BF7D4" id="Rectangle 2" o:spid="_x0000_s1026" style="width:24pt;height:24pt;visibility:visible;mso-wrap-style:square;mso-left-percent:-10001;mso-top-percent:-10001;mso-position-horizontal:absolute;mso-position-horizontal-relative:char;mso-position-vertical:absolute;mso-position-vertical-relative:line;mso-left-percent:-10001;mso-top-percent:-10001;v-text-anchor:top" o:gfxdata="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" filled="f" stroked="f">
+                <o:lock v:ext="edit" aspectratio="t"/>
+                <w10:anchorlock/>
+              </v:rect>
+            </w:pict>
+          </mc:Fallback>
+        </mc:AlternateContent>
+      </w:r>
+      <w:r>
+        <w:rPr>
+          <w:noProof/>
+        </w:rPr>
         <w:drawing>
-          <wp:inline distT="0" distB="0" distL="0" distR="0" wp14:anchorId="2CBD7091" wp14:editId="33352B39">
+          <wp:inline distT="0" distB="0" distL="0" distR="0" wp14:anchorId="2F10405A" wp14:editId="6E94E65C">
             <wp:extent cx="6219825" cy="3887470"/>
             <wp:effectExtent l="0" t="0" r="9525" b="0"/>
-            <wp:docPr id="666564925" name="Picture 1"/>
+            <wp:docPr id="725674153" name="Picture 2"/>
             <wp:cNvGraphicFramePr>
               <a:graphicFrameLocks xmlns:a="http://schemas.openxmlformats.org/drawingml/2006/main" noChangeAspect="1"/>
             </wp:cNvGraphicFramePr>
